--- a/отчет_практика_Сурнаев.docx
+++ b/отчет_практика_Сурнаев.docx
@@ -235,7 +235,14 @@
           <w:sz w:val="28"/>
           <w:szCs w:val="28"/>
         </w:rPr>
-        <w:t>Группа: ___________</w:t>
+        <w:t xml:space="preserve">Группа: </w:t>
+      </w:r>
+      <w:r>
+        <w:rPr>
+          <w:sz w:val="28"/>
+          <w:szCs w:val="28"/>
+        </w:rPr>
+        <w:t>ПДО-24</w:t>
       </w:r>
     </w:p>
     <w:p>
@@ -547,7 +554,7 @@
           <w:sz w:val="28"/>
           <w:szCs w:val="28"/>
         </w:rPr>
-        <w:t>– наполнение приложения функциональным контентом;</w:t>
+        <w:t>– разработка программных компонентов проекта в соответствии с поставленными задачами.</w:t>
       </w:r>
     </w:p>
     <w:p>
@@ -561,21 +568,30 @@
           <w:sz w:val="28"/>
           <w:szCs w:val="28"/>
         </w:rPr>
-        <w:t>– разработка программных компонентов проекта в соответствии с поставленными задачами.</w:t>
-      </w:r>
-    </w:p>
-    <w:p>
-      <w:pPr>
-        <w:spacing w:line="360" w:lineRule="auto"/>
-        <w:ind w:firstLine="720"/>
-        <w:jc w:val="both"/>
-      </w:pPr>
-      <w:r>
-        <w:rPr>
-          <w:sz w:val="28"/>
-          <w:szCs w:val="28"/>
-        </w:rPr>
-        <w:t xml:space="preserve">В ходе практики приобретён практический опыт разработки клиент-серверных приложений на языке Python с применением промышленного протокола передачи данных IEC 60870-5-104, а также навыки работы с системами контроля версий </w:t>
+        <w:t xml:space="preserve">В ходе практики приобретён практический опыт разработки клиент-серверных приложений на языке Python с применением промышленного протокола передачи данных IEC 60870-5-104, а также навыки работы с </w:t>
+      </w:r>
+      <w:proofErr w:type="spellStart"/>
+      <w:r>
+        <w:rPr>
+          <w:sz w:val="28"/>
+          <w:szCs w:val="28"/>
+        </w:rPr>
+        <w:t>система</w:t>
+      </w:r>
+      <w:r>
+        <w:rPr>
+          <w:sz w:val="28"/>
+          <w:szCs w:val="28"/>
+        </w:rPr>
+        <w:t>й</w:t>
+      </w:r>
+      <w:proofErr w:type="spellEnd"/>
+      <w:r>
+        <w:rPr>
+          <w:sz w:val="28"/>
+          <w:szCs w:val="28"/>
+        </w:rPr>
+        <w:t xml:space="preserve"> контроля версий </w:t>
       </w:r>
       <w:proofErr w:type="spellStart"/>
       <w:r>
@@ -652,7 +668,23 @@
           <w:sz w:val="28"/>
           <w:szCs w:val="28"/>
         </w:rPr>
-        <w:t>Рабочее место практиканта было оборудовано персональным компьютером под управлением операционной системы Linux. На рабочей станции установлено следующее программное обеспечение:</w:t>
+        <w:t xml:space="preserve">Рабочее место практиканта было оборудовано персональным компьютером под управлением операционной системы </w:t>
+      </w:r>
+      <w:proofErr w:type="spellStart"/>
+      <w:r>
+        <w:rPr>
+          <w:sz w:val="28"/>
+          <w:szCs w:val="28"/>
+        </w:rPr>
+        <w:t>ubuntu</w:t>
+      </w:r>
+      <w:proofErr w:type="spellEnd"/>
+      <w:r>
+        <w:rPr>
+          <w:sz w:val="28"/>
+          <w:szCs w:val="28"/>
+        </w:rPr>
+        <w:t>. На рабочей станции установлено следующее программное обеспечение:</w:t>
       </w:r>
     </w:p>
     <w:p>
@@ -666,23 +698,23 @@
           <w:sz w:val="28"/>
           <w:szCs w:val="28"/>
         </w:rPr>
-        <w:t xml:space="preserve">– операционная система Linux (дистрибутив на базе </w:t>
-      </w:r>
-      <w:proofErr w:type="spellStart"/>
-      <w:r>
-        <w:rPr>
-          <w:sz w:val="28"/>
-          <w:szCs w:val="28"/>
-        </w:rPr>
-        <w:t>Debian</w:t>
-      </w:r>
-      <w:proofErr w:type="spellEnd"/>
-      <w:r>
-        <w:rPr>
-          <w:sz w:val="28"/>
-          <w:szCs w:val="28"/>
-        </w:rPr>
-        <w:t>);</w:t>
+        <w:t xml:space="preserve">– операционная система </w:t>
+      </w:r>
+      <w:proofErr w:type="spellStart"/>
+      <w:r>
+        <w:rPr>
+          <w:sz w:val="28"/>
+          <w:szCs w:val="28"/>
+        </w:rPr>
+        <w:t>ubuntu</w:t>
+      </w:r>
+      <w:proofErr w:type="spellEnd"/>
+      <w:r>
+        <w:rPr>
+          <w:sz w:val="28"/>
+          <w:szCs w:val="28"/>
+        </w:rPr>
+        <w:t xml:space="preserve"> </w:t>
       </w:r>
     </w:p>
     <w:p>
@@ -918,7 +950,49 @@
           <w:sz w:val="28"/>
           <w:szCs w:val="28"/>
         </w:rPr>
-        <w:t>По результатам анализа принято решение разработать клиент-серверное приложение на языке Python, реализующее протокол IEC 60870-5-104 для передачи данных о температуре процессора от сервера к клиенту. Приложение должно демонстрировать принципы работы промышленного протокола телемеханики.</w:t>
+        <w:t xml:space="preserve">По результатам анализа принято решение разработать </w:t>
+      </w:r>
+      <w:r>
+        <w:rPr>
+          <w:sz w:val="28"/>
+          <w:szCs w:val="28"/>
+        </w:rPr>
+        <w:t xml:space="preserve">эмулятор </w:t>
+      </w:r>
+      <w:r>
+        <w:rPr>
+          <w:sz w:val="28"/>
+          <w:szCs w:val="28"/>
+        </w:rPr>
+        <w:t>клиент-серверно</w:t>
+      </w:r>
+      <w:r>
+        <w:rPr>
+          <w:sz w:val="28"/>
+          <w:szCs w:val="28"/>
+        </w:rPr>
+        <w:t>го</w:t>
+      </w:r>
+      <w:r>
+        <w:rPr>
+          <w:sz w:val="28"/>
+          <w:szCs w:val="28"/>
+        </w:rPr>
+        <w:t xml:space="preserve"> приложение на языке Python, реализующее протокол IEC 60870-5-104 для передачи данных о </w:t>
+      </w:r>
+      <w:r>
+        <w:rPr>
+          <w:sz w:val="28"/>
+          <w:szCs w:val="28"/>
+        </w:rPr>
+        <w:t xml:space="preserve">системе </w:t>
+      </w:r>
+      <w:r>
+        <w:rPr>
+          <w:sz w:val="28"/>
+          <w:szCs w:val="28"/>
+        </w:rPr>
+        <w:t>от сервера к клиенту. Приложение должно демонстрировать принципы работы промышленного протокола телемеханики.</w:t>
       </w:r>
     </w:p>
     <w:p>
@@ -1091,8 +1165,22 @@
           <w:sz w:val="28"/>
           <w:szCs w:val="28"/>
         </w:rPr>
+        <w:t>– запускает сервер IEC 104 на порту 2404;</w:t>
+      </w:r>
+    </w:p>
+    <w:p>
+      <w:pPr>
+        <w:spacing w:line="360" w:lineRule="auto"/>
+        <w:ind w:firstLine="720"/>
+        <w:jc w:val="both"/>
+      </w:pPr>
+      <w:r>
+        <w:rPr>
+          <w:sz w:val="28"/>
+          <w:szCs w:val="28"/>
+        </w:rPr>
         <w:lastRenderedPageBreak/>
-        <w:t>– запускает сервер IEC 104 на порту 2404;</w:t>
+        <w:t>– регистрирует станцию с общим адресом (Common Address) 47;</w:t>
       </w:r>
     </w:p>
     <w:p>
@@ -1106,7 +1194,7 @@
           <w:sz w:val="28"/>
           <w:szCs w:val="28"/>
         </w:rPr>
-        <w:t>– регистрирует станцию с общим адресом (Common Address) 47;</w:t>
+        <w:t>– добавляет точку данных типа M_ME_TF_1 (измеряемое значение с временной меткой) с адресом IOA 11;</w:t>
       </w:r>
     </w:p>
     <w:p>
@@ -1120,7 +1208,23 @@
           <w:sz w:val="28"/>
           <w:szCs w:val="28"/>
         </w:rPr>
-        <w:t>– добавляет точку данных типа M_ME_TF_1 (измеряемое значение с временной меткой) с адресом IOA 11;</w:t>
+        <w:t xml:space="preserve">– каждую секунду считывает температуру процессора через утилиту </w:t>
+      </w:r>
+      <w:proofErr w:type="spellStart"/>
+      <w:r>
+        <w:rPr>
+          <w:sz w:val="28"/>
+          <w:szCs w:val="28"/>
+        </w:rPr>
+        <w:t>sensors</w:t>
+      </w:r>
+      <w:proofErr w:type="spellEnd"/>
+      <w:r>
+        <w:rPr>
+          <w:sz w:val="28"/>
+          <w:szCs w:val="28"/>
+        </w:rPr>
+        <w:t xml:space="preserve"> и автоматически отправляет значение подключённым клиентам;</w:t>
       </w:r>
     </w:p>
     <w:p>
@@ -1134,23 +1238,7 @@
           <w:sz w:val="28"/>
           <w:szCs w:val="28"/>
         </w:rPr>
-        <w:t xml:space="preserve">– каждую секунду считывает температуру процессора через утилиту </w:t>
-      </w:r>
-      <w:proofErr w:type="spellStart"/>
-      <w:r>
-        <w:rPr>
-          <w:sz w:val="28"/>
-          <w:szCs w:val="28"/>
-        </w:rPr>
-        <w:t>sensors</w:t>
-      </w:r>
-      <w:proofErr w:type="spellEnd"/>
-      <w:r>
-        <w:rPr>
-          <w:sz w:val="28"/>
-          <w:szCs w:val="28"/>
-        </w:rPr>
-        <w:t xml:space="preserve"> и автоматически отправляет значение подключённым клиентам;</w:t>
+        <w:t>– обрабатывает пошаговые команды регулирования (телеуправление) по адресу IOA 12;</w:t>
       </w:r>
     </w:p>
     <w:p>
@@ -1164,7 +1252,7 @@
           <w:sz w:val="28"/>
           <w:szCs w:val="28"/>
         </w:rPr>
-        <w:t>– обрабатывает пошаговые команды регулирования (телеуправление) по адресу IOA 12;</w:t>
+        <w:t>– ведёт файловый журнал событий (iec104_server.log) с временными метками;</w:t>
       </w:r>
     </w:p>
     <w:p>
@@ -1178,7 +1266,7 @@
           <w:sz w:val="28"/>
           <w:szCs w:val="28"/>
         </w:rPr>
-        <w:t>– ведёт файловый журнал событий (iec104_server.log) с временными метками;</w:t>
+        <w:t>– корректно завершает работу при получении сигналов SIGINT / SIGTERM.</w:t>
       </w:r>
     </w:p>
     <w:p>
@@ -1192,7 +1280,7 @@
           <w:sz w:val="28"/>
           <w:szCs w:val="28"/>
         </w:rPr>
-        <w:t>– корректно завершает работу при получении сигналов SIGINT / SIGTERM.</w:t>
+        <w:t>Клиентский модуль выполняет следующие функции:</w:t>
       </w:r>
     </w:p>
     <w:p>
@@ -1206,7 +1294,7 @@
           <w:sz w:val="28"/>
           <w:szCs w:val="28"/>
         </w:rPr>
-        <w:t>Клиентский модуль выполняет следующие функции:</w:t>
+        <w:t>– подключается к серверу по адресу 127.0.0.1, порт 2404;</w:t>
       </w:r>
     </w:p>
     <w:p>
@@ -1220,7 +1308,7 @@
           <w:sz w:val="28"/>
           <w:szCs w:val="28"/>
         </w:rPr>
-        <w:t>– подключается к серверу по адресу 127.0.0.1, порт 2404;</w:t>
+        <w:t>– инициализирует соединение с выполнением всех процедур протокола (c104.Init.ALL);</w:t>
       </w:r>
     </w:p>
     <w:p>
@@ -1234,7 +1322,7 @@
           <w:sz w:val="28"/>
           <w:szCs w:val="28"/>
         </w:rPr>
-        <w:t>– инициализирует соединение с выполнением всех процедур протокола (c104.Init.ALL);</w:t>
+        <w:t>– принимает и выводит поступающие телеметрические данные о температуре;</w:t>
       </w:r>
     </w:p>
     <w:p>
@@ -1248,7 +1336,7 @@
           <w:sz w:val="28"/>
           <w:szCs w:val="28"/>
         </w:rPr>
-        <w:t>– принимает и выводит поступающие телеметрические данные о температуре;</w:t>
+        <w:t>– отправляет серверу пошаговые команды регулирования;</w:t>
       </w:r>
     </w:p>
     <w:p>
@@ -1262,7 +1350,7 @@
           <w:sz w:val="28"/>
           <w:szCs w:val="28"/>
         </w:rPr>
-        <w:t>– отправляет серверу пошаговые команды регулирования;</w:t>
+        <w:t>– обрабатывает нештатные ситуации: несоответствие типов данных, отклонённые запросы.</w:t>
       </w:r>
     </w:p>
     <w:p>
@@ -1270,43 +1358,17 @@
         <w:spacing w:line="360" w:lineRule="auto"/>
         <w:ind w:firstLine="720"/>
         <w:jc w:val="both"/>
-      </w:pPr>
-      <w:r>
-        <w:rPr>
-          <w:sz w:val="28"/>
-          <w:szCs w:val="28"/>
-        </w:rPr>
-        <w:t>– обрабатывает нештатные ситуации: несоответствие типов данных, отклонённые запросы.</w:t>
-      </w:r>
-    </w:p>
-    <w:p>
-      <w:pPr>
-        <w:spacing w:line="360" w:lineRule="auto"/>
-        <w:ind w:firstLine="720"/>
-        <w:jc w:val="both"/>
-      </w:pPr>
-      <w:r>
-        <w:rPr>
-          <w:sz w:val="28"/>
-          <w:szCs w:val="28"/>
-        </w:rPr>
-        <w:t xml:space="preserve">В процессе разработки было реализовано два варианта приложения: учебный прототип (каталог iec104) с упрощённой структурой и доработанная версия (каталог </w:t>
-      </w:r>
-      <w:proofErr w:type="spellStart"/>
-      <w:r>
-        <w:rPr>
-          <w:sz w:val="28"/>
-          <w:szCs w:val="28"/>
-        </w:rPr>
-        <w:t>pp</w:t>
-      </w:r>
-      <w:proofErr w:type="spellEnd"/>
-      <w:r>
-        <w:rPr>
-          <w:sz w:val="28"/>
-          <w:szCs w:val="28"/>
-        </w:rPr>
-        <w:t xml:space="preserve">) с полноценным логированием, обработкой исключений и механизмом </w:t>
+        <w:rPr>
+          <w:sz w:val="28"/>
+          <w:szCs w:val="28"/>
+        </w:rPr>
+      </w:pPr>
+      <w:r>
+        <w:rPr>
+          <w:sz w:val="28"/>
+          <w:szCs w:val="28"/>
+        </w:rPr>
+        <w:t xml:space="preserve">В процессе разработки было реализовано приложение с упрощённой структурой, а также с полноценным логированием, обработкой исключений и механизмом </w:t>
       </w:r>
       <w:proofErr w:type="spellStart"/>
       <w:r>
@@ -1338,7 +1400,7 @@
           <w:sz w:val="28"/>
           <w:szCs w:val="28"/>
         </w:rPr>
-        <w:t xml:space="preserve">. Оба варианта размещены в репозитории </w:t>
+        <w:t xml:space="preserve">. Проект размещён в репозитории </w:t>
       </w:r>
       <w:proofErr w:type="spellStart"/>
       <w:r>
@@ -1354,7 +1416,7 @@
           <w:sz w:val="28"/>
           <w:szCs w:val="28"/>
         </w:rPr>
-        <w:t xml:space="preserve"> и продублированы на платформе </w:t>
+        <w:t xml:space="preserve"> и продублирован на платформе </w:t>
       </w:r>
       <w:proofErr w:type="spellStart"/>
       <w:r>
@@ -1431,7 +1493,51 @@
           <w:sz w:val="28"/>
           <w:szCs w:val="28"/>
         </w:rPr>
-        <w:t>Разработано приложение для организации, реализующее промышленный протокол передачи данных IEC 60870-5-104 и обеспечивающее мониторинг температуры процессора в режиме реального времени. Приложение включает серверный и клиентский модули, поддерживает телеметрию, телеуправление, ведение журнала событий и корректное завершение работы.</w:t>
+        <w:t xml:space="preserve">Разработано </w:t>
+      </w:r>
+      <w:r>
+        <w:rPr>
+          <w:sz w:val="28"/>
+          <w:szCs w:val="28"/>
+        </w:rPr>
+        <w:t xml:space="preserve">эмулятор </w:t>
+      </w:r>
+      <w:r>
+        <w:rPr>
+          <w:sz w:val="28"/>
+          <w:szCs w:val="28"/>
+        </w:rPr>
+        <w:t xml:space="preserve">приложение для организации, реализующее промышленный протокол передачи данных IEC 60870-5-104 и обеспечивающее мониторинг </w:t>
+      </w:r>
+      <w:proofErr w:type="gramStart"/>
+      <w:r>
+        <w:rPr>
+          <w:sz w:val="28"/>
+          <w:szCs w:val="28"/>
+        </w:rPr>
+        <w:t>температуры</w:t>
+      </w:r>
+      <w:r>
+        <w:rPr>
+          <w:sz w:val="28"/>
+          <w:szCs w:val="28"/>
+        </w:rPr>
+        <w:t xml:space="preserve"> </w:t>
+      </w:r>
+      <w:r>
+        <w:rPr>
+          <w:sz w:val="28"/>
+          <w:szCs w:val="28"/>
+        </w:rPr>
+        <w:t xml:space="preserve"> в</w:t>
+      </w:r>
+      <w:proofErr w:type="gramEnd"/>
+      <w:r>
+        <w:rPr>
+          <w:sz w:val="28"/>
+          <w:szCs w:val="28"/>
+        </w:rPr>
+        <w:t xml:space="preserve"> режиме реального времени. Приложение включает серверный и клиентский модули, поддерживает телеметрию, телеуправление, ведение журнала событий и корректное завершение работы.</w:t>
       </w:r>
     </w:p>
     <w:p>
@@ -1743,16 +1849,142 @@
     </w:p>
     <w:p>
       <w:pPr>
-        <w:rPr>
-          <w:lang w:val="en-US"/>
-        </w:rPr>
-      </w:pPr>
-      <w:r>
-        <w:rPr>
-          <w:rFonts w:ascii="Courier New" w:eastAsia="Courier New" w:hAnsi="Courier New" w:cs="Courier New"/>
-          <w:lang w:val="en-US"/>
-        </w:rPr>
-        <w:t xml:space="preserve">import c104   import random   import time   import subprocess   import re    def </w:t>
+        <w:spacing w:line="360" w:lineRule="auto"/>
+        <w:rPr>
+          <w:rFonts w:ascii="Courier New" w:eastAsia="Courier New" w:hAnsi="Courier New" w:cs="Courier New"/>
+          <w:lang w:val="en-US"/>
+        </w:rPr>
+      </w:pPr>
+      <w:r>
+        <w:rPr>
+          <w:rFonts w:ascii="Courier New" w:eastAsia="Courier New" w:hAnsi="Courier New" w:cs="Courier New"/>
+          <w:lang w:val="en-US"/>
+        </w:rPr>
+        <w:t>import c104</w:t>
+      </w:r>
+    </w:p>
+    <w:p>
+      <w:pPr>
+        <w:spacing w:line="360" w:lineRule="auto"/>
+        <w:rPr>
+          <w:rFonts w:ascii="Courier New" w:eastAsia="Courier New" w:hAnsi="Courier New" w:cs="Courier New"/>
+          <w:lang w:val="en-US"/>
+        </w:rPr>
+      </w:pPr>
+      <w:r>
+        <w:rPr>
+          <w:rFonts w:ascii="Courier New" w:eastAsia="Courier New" w:hAnsi="Courier New" w:cs="Courier New"/>
+          <w:lang w:val="en-US"/>
+        </w:rPr>
+        <w:t xml:space="preserve">import </w:t>
+      </w:r>
+      <w:proofErr w:type="gramStart"/>
+      <w:r>
+        <w:rPr>
+          <w:rFonts w:ascii="Courier New" w:eastAsia="Courier New" w:hAnsi="Courier New" w:cs="Courier New"/>
+          <w:lang w:val="en-US"/>
+        </w:rPr>
+        <w:t>random  #</w:t>
+      </w:r>
+      <w:proofErr w:type="gramEnd"/>
+      <w:r>
+        <w:rPr>
+          <w:rFonts w:ascii="Courier New" w:eastAsia="Courier New" w:hAnsi="Courier New" w:cs="Courier New"/>
+          <w:lang w:val="en-US"/>
+        </w:rPr>
+        <w:t xml:space="preserve"> </w:t>
+      </w:r>
+      <w:r>
+        <w:rPr>
+          <w:rFonts w:ascii="Courier New" w:eastAsia="Courier New" w:hAnsi="Courier New" w:cs="Courier New"/>
+        </w:rPr>
+        <w:t>Не</w:t>
+      </w:r>
+      <w:r>
+        <w:rPr>
+          <w:rFonts w:ascii="Courier New" w:eastAsia="Courier New" w:hAnsi="Courier New" w:cs="Courier New"/>
+          <w:lang w:val="en-US"/>
+        </w:rPr>
+        <w:t xml:space="preserve"> </w:t>
+      </w:r>
+      <w:r>
+        <w:rPr>
+          <w:rFonts w:ascii="Courier New" w:eastAsia="Courier New" w:hAnsi="Courier New" w:cs="Courier New"/>
+        </w:rPr>
+        <w:t>используется</w:t>
+      </w:r>
+    </w:p>
+    <w:p>
+      <w:pPr>
+        <w:spacing w:line="360" w:lineRule="auto"/>
+        <w:rPr>
+          <w:rFonts w:ascii="Courier New" w:eastAsia="Courier New" w:hAnsi="Courier New" w:cs="Courier New"/>
+          <w:lang w:val="en-US"/>
+        </w:rPr>
+      </w:pPr>
+      <w:r>
+        <w:rPr>
+          <w:rFonts w:ascii="Courier New" w:eastAsia="Courier New" w:hAnsi="Courier New" w:cs="Courier New"/>
+          <w:lang w:val="en-US"/>
+        </w:rPr>
+        <w:t>import time</w:t>
+      </w:r>
+    </w:p>
+    <w:p>
+      <w:pPr>
+        <w:spacing w:line="360" w:lineRule="auto"/>
+        <w:rPr>
+          <w:rFonts w:ascii="Courier New" w:eastAsia="Courier New" w:hAnsi="Courier New" w:cs="Courier New"/>
+          <w:lang w:val="en-US"/>
+        </w:rPr>
+      </w:pPr>
+      <w:r>
+        <w:rPr>
+          <w:rFonts w:ascii="Courier New" w:eastAsia="Courier New" w:hAnsi="Courier New" w:cs="Courier New"/>
+          <w:lang w:val="en-US"/>
+        </w:rPr>
+        <w:t>import subprocess</w:t>
+      </w:r>
+    </w:p>
+    <w:p>
+      <w:pPr>
+        <w:spacing w:line="360" w:lineRule="auto"/>
+        <w:rPr>
+          <w:rFonts w:ascii="Courier New" w:eastAsia="Courier New" w:hAnsi="Courier New" w:cs="Courier New"/>
+          <w:lang w:val="en-US"/>
+        </w:rPr>
+      </w:pPr>
+      <w:r>
+        <w:rPr>
+          <w:rFonts w:ascii="Courier New" w:eastAsia="Courier New" w:hAnsi="Courier New" w:cs="Courier New"/>
+          <w:lang w:val="en-US"/>
+        </w:rPr>
+        <w:t>import re</w:t>
+      </w:r>
+    </w:p>
+    <w:p>
+      <w:pPr>
+        <w:spacing w:line="360" w:lineRule="auto"/>
+        <w:rPr>
+          <w:rFonts w:ascii="Courier New" w:eastAsia="Courier New" w:hAnsi="Courier New" w:cs="Courier New"/>
+          <w:lang w:val="en-US"/>
+        </w:rPr>
+      </w:pPr>
+    </w:p>
+    <w:p>
+      <w:pPr>
+        <w:spacing w:line="360" w:lineRule="auto"/>
+        <w:rPr>
+          <w:rFonts w:ascii="Courier New" w:eastAsia="Courier New" w:hAnsi="Courier New" w:cs="Courier New"/>
+          <w:lang w:val="en-US"/>
+        </w:rPr>
+      </w:pPr>
+      <w:r>
+        <w:rPr>
+          <w:rFonts w:ascii="Courier New" w:eastAsia="Courier New" w:hAnsi="Courier New" w:cs="Courier New"/>
+          <w:lang w:val="en-US"/>
+        </w:rPr>
+        <w:t xml:space="preserve">def </w:t>
       </w:r>
       <w:proofErr w:type="spellStart"/>
       <w:r>
@@ -1784,13 +2016,1114 @@
           <w:rFonts w:ascii="Courier New" w:eastAsia="Courier New" w:hAnsi="Courier New" w:cs="Courier New"/>
           <w:lang w:val="en-US"/>
         </w:rPr>
-        <w:t>) -&gt; float:       """</w:t>
-      </w:r>
-      <w:r>
-        <w:rPr>
-          <w:rFonts w:ascii="Courier New" w:eastAsia="Courier New" w:hAnsi="Courier New" w:cs="Courier New"/>
-        </w:rPr>
-        <w:t>Получает</w:t>
+        <w:t>) -&gt; float:</w:t>
+      </w:r>
+    </w:p>
+    <w:p>
+      <w:pPr>
+        <w:spacing w:line="360" w:lineRule="auto"/>
+        <w:rPr>
+          <w:rFonts w:ascii="Courier New" w:eastAsia="Courier New" w:hAnsi="Courier New" w:cs="Courier New"/>
+        </w:rPr>
+      </w:pPr>
+      <w:r>
+        <w:rPr>
+          <w:rFonts w:ascii="Courier New" w:eastAsia="Courier New" w:hAnsi="Courier New" w:cs="Courier New"/>
+          <w:lang w:val="en-US"/>
+        </w:rPr>
+        <w:t xml:space="preserve">    </w:t>
+      </w:r>
+      <w:r>
+        <w:rPr>
+          <w:rFonts w:ascii="Courier New" w:eastAsia="Courier New" w:hAnsi="Courier New" w:cs="Courier New"/>
+        </w:rPr>
+        <w:t xml:space="preserve">"""Получает температуру CPU через утилиту </w:t>
+      </w:r>
+      <w:proofErr w:type="spellStart"/>
+      <w:r>
+        <w:rPr>
+          <w:rFonts w:ascii="Courier New" w:eastAsia="Courier New" w:hAnsi="Courier New" w:cs="Courier New"/>
+        </w:rPr>
+        <w:t>sensors</w:t>
+      </w:r>
+      <w:proofErr w:type="spellEnd"/>
+      <w:r>
+        <w:rPr>
+          <w:rFonts w:ascii="Courier New" w:eastAsia="Courier New" w:hAnsi="Courier New" w:cs="Courier New"/>
+        </w:rPr>
+        <w:t>."""</w:t>
+      </w:r>
+    </w:p>
+    <w:p>
+      <w:pPr>
+        <w:spacing w:line="360" w:lineRule="auto"/>
+        <w:rPr>
+          <w:rFonts w:ascii="Courier New" w:eastAsia="Courier New" w:hAnsi="Courier New" w:cs="Courier New"/>
+          <w:lang w:val="en-US"/>
+        </w:rPr>
+      </w:pPr>
+      <w:r>
+        <w:rPr>
+          <w:rFonts w:ascii="Courier New" w:eastAsia="Courier New" w:hAnsi="Courier New" w:cs="Courier New"/>
+        </w:rPr>
+        <w:t xml:space="preserve">    </w:t>
+      </w:r>
+      <w:r>
+        <w:rPr>
+          <w:rFonts w:ascii="Courier New" w:eastAsia="Courier New" w:hAnsi="Courier New" w:cs="Courier New"/>
+          <w:lang w:val="en-US"/>
+        </w:rPr>
+        <w:t>try:</w:t>
+      </w:r>
+    </w:p>
+    <w:p>
+      <w:pPr>
+        <w:spacing w:line="360" w:lineRule="auto"/>
+        <w:rPr>
+          <w:rFonts w:ascii="Courier New" w:eastAsia="Courier New" w:hAnsi="Courier New" w:cs="Courier New"/>
+          <w:lang w:val="en-US"/>
+        </w:rPr>
+      </w:pPr>
+      <w:r>
+        <w:rPr>
+          <w:rFonts w:ascii="Courier New" w:eastAsia="Courier New" w:hAnsi="Courier New" w:cs="Courier New"/>
+          <w:lang w:val="en-US"/>
+        </w:rPr>
+        <w:t xml:space="preserve">        result = </w:t>
+      </w:r>
+      <w:proofErr w:type="spellStart"/>
+      <w:r>
+        <w:rPr>
+          <w:rFonts w:ascii="Courier New" w:eastAsia="Courier New" w:hAnsi="Courier New" w:cs="Courier New"/>
+          <w:lang w:val="en-US"/>
+        </w:rPr>
+        <w:t>subprocess.run</w:t>
+      </w:r>
+      <w:proofErr w:type="spellEnd"/>
+      <w:r>
+        <w:rPr>
+          <w:rFonts w:ascii="Courier New" w:eastAsia="Courier New" w:hAnsi="Courier New" w:cs="Courier New"/>
+          <w:lang w:val="en-US"/>
+        </w:rPr>
+        <w:t xml:space="preserve">(['sensors'], </w:t>
+      </w:r>
+      <w:proofErr w:type="spellStart"/>
+      <w:r>
+        <w:rPr>
+          <w:rFonts w:ascii="Courier New" w:eastAsia="Courier New" w:hAnsi="Courier New" w:cs="Courier New"/>
+          <w:lang w:val="en-US"/>
+        </w:rPr>
+        <w:t>capture_output</w:t>
+      </w:r>
+      <w:proofErr w:type="spellEnd"/>
+      <w:r>
+        <w:rPr>
+          <w:rFonts w:ascii="Courier New" w:eastAsia="Courier New" w:hAnsi="Courier New" w:cs="Courier New"/>
+          <w:lang w:val="en-US"/>
+        </w:rPr>
+        <w:t>=True, text=True, check=True)</w:t>
+      </w:r>
+    </w:p>
+    <w:p>
+      <w:pPr>
+        <w:spacing w:line="360" w:lineRule="auto"/>
+        <w:rPr>
+          <w:rFonts w:ascii="Courier New" w:eastAsia="Courier New" w:hAnsi="Courier New" w:cs="Courier New"/>
+          <w:lang w:val="en-US"/>
+        </w:rPr>
+      </w:pPr>
+      <w:r>
+        <w:rPr>
+          <w:rFonts w:ascii="Courier New" w:eastAsia="Courier New" w:hAnsi="Courier New" w:cs="Courier New"/>
+          <w:lang w:val="en-US"/>
+        </w:rPr>
+        <w:t xml:space="preserve">        for line in </w:t>
+      </w:r>
+      <w:proofErr w:type="spellStart"/>
+      <w:proofErr w:type="gramStart"/>
+      <w:r>
+        <w:rPr>
+          <w:rFonts w:ascii="Courier New" w:eastAsia="Courier New" w:hAnsi="Courier New" w:cs="Courier New"/>
+          <w:lang w:val="en-US"/>
+        </w:rPr>
+        <w:t>result.stdout</w:t>
+      </w:r>
+      <w:proofErr w:type="gramEnd"/>
+      <w:r>
+        <w:rPr>
+          <w:rFonts w:ascii="Courier New" w:eastAsia="Courier New" w:hAnsi="Courier New" w:cs="Courier New"/>
+          <w:lang w:val="en-US"/>
+        </w:rPr>
+        <w:t>.split</w:t>
+      </w:r>
+      <w:proofErr w:type="spellEnd"/>
+      <w:r>
+        <w:rPr>
+          <w:rFonts w:ascii="Courier New" w:eastAsia="Courier New" w:hAnsi="Courier New" w:cs="Courier New"/>
+          <w:lang w:val="en-US"/>
+        </w:rPr>
+        <w:t>('\n'):</w:t>
+      </w:r>
+    </w:p>
+    <w:p>
+      <w:pPr>
+        <w:spacing w:line="360" w:lineRule="auto"/>
+        <w:rPr>
+          <w:rFonts w:ascii="Courier New" w:eastAsia="Courier New" w:hAnsi="Courier New" w:cs="Courier New"/>
+          <w:lang w:val="en-US"/>
+        </w:rPr>
+      </w:pPr>
+      <w:r>
+        <w:rPr>
+          <w:rFonts w:ascii="Courier New" w:eastAsia="Courier New" w:hAnsi="Courier New" w:cs="Courier New"/>
+          <w:lang w:val="en-US"/>
+        </w:rPr>
+        <w:t xml:space="preserve">            if </w:t>
+      </w:r>
+      <w:proofErr w:type="gramStart"/>
+      <w:r>
+        <w:rPr>
+          <w:rFonts w:ascii="Courier New" w:eastAsia="Courier New" w:hAnsi="Courier New" w:cs="Courier New"/>
+          <w:lang w:val="en-US"/>
+        </w:rPr>
+        <w:t>any(</w:t>
+      </w:r>
+      <w:proofErr w:type="gramEnd"/>
+      <w:r>
+        <w:rPr>
+          <w:rFonts w:ascii="Courier New" w:eastAsia="Courier New" w:hAnsi="Courier New" w:cs="Courier New"/>
+          <w:lang w:val="en-US"/>
+        </w:rPr>
+        <w:t>m in line for m in ['Core 0','CPU','Tctl','temp1']):</w:t>
+      </w:r>
+    </w:p>
+    <w:p>
+      <w:pPr>
+        <w:spacing w:line="360" w:lineRule="auto"/>
+        <w:rPr>
+          <w:rFonts w:ascii="Courier New" w:eastAsia="Courier New" w:hAnsi="Courier New" w:cs="Courier New"/>
+          <w:lang w:val="en-US"/>
+        </w:rPr>
+      </w:pPr>
+      <w:r>
+        <w:rPr>
+          <w:rFonts w:ascii="Courier New" w:eastAsia="Courier New" w:hAnsi="Courier New" w:cs="Courier New"/>
+          <w:lang w:val="en-US"/>
+        </w:rPr>
+        <w:t xml:space="preserve">                match = </w:t>
+      </w:r>
+      <w:proofErr w:type="spellStart"/>
+      <w:proofErr w:type="gramStart"/>
+      <w:r>
+        <w:rPr>
+          <w:rFonts w:ascii="Courier New" w:eastAsia="Courier New" w:hAnsi="Courier New" w:cs="Courier New"/>
+          <w:lang w:val="en-US"/>
+        </w:rPr>
+        <w:t>re.search</w:t>
+      </w:r>
+      <w:proofErr w:type="spellEnd"/>
+      <w:proofErr w:type="gramEnd"/>
+      <w:r>
+        <w:rPr>
+          <w:rFonts w:ascii="Courier New" w:eastAsia="Courier New" w:hAnsi="Courier New" w:cs="Courier New"/>
+          <w:lang w:val="en-US"/>
+        </w:rPr>
+        <w:t>(r'\+(\d+\.\d+)°', line)</w:t>
+      </w:r>
+    </w:p>
+    <w:p>
+      <w:pPr>
+        <w:spacing w:line="360" w:lineRule="auto"/>
+        <w:rPr>
+          <w:rFonts w:ascii="Courier New" w:eastAsia="Courier New" w:hAnsi="Courier New" w:cs="Courier New"/>
+          <w:lang w:val="en-US"/>
+        </w:rPr>
+      </w:pPr>
+      <w:r>
+        <w:rPr>
+          <w:rFonts w:ascii="Courier New" w:eastAsia="Courier New" w:hAnsi="Courier New" w:cs="Courier New"/>
+          <w:lang w:val="en-US"/>
+        </w:rPr>
+        <w:t xml:space="preserve">                if match:</w:t>
+      </w:r>
+    </w:p>
+    <w:p>
+      <w:pPr>
+        <w:spacing w:line="360" w:lineRule="auto"/>
+        <w:rPr>
+          <w:rFonts w:ascii="Courier New" w:eastAsia="Courier New" w:hAnsi="Courier New" w:cs="Courier New"/>
+          <w:lang w:val="en-US"/>
+        </w:rPr>
+      </w:pPr>
+      <w:r>
+        <w:rPr>
+          <w:rFonts w:ascii="Courier New" w:eastAsia="Courier New" w:hAnsi="Courier New" w:cs="Courier New"/>
+          <w:lang w:val="en-US"/>
+        </w:rPr>
+        <w:t xml:space="preserve">                    return float(</w:t>
+      </w:r>
+      <w:proofErr w:type="spellStart"/>
+      <w:proofErr w:type="gramStart"/>
+      <w:r>
+        <w:rPr>
+          <w:rFonts w:ascii="Courier New" w:eastAsia="Courier New" w:hAnsi="Courier New" w:cs="Courier New"/>
+          <w:lang w:val="en-US"/>
+        </w:rPr>
+        <w:t>match.group</w:t>
+      </w:r>
+      <w:proofErr w:type="spellEnd"/>
+      <w:proofErr w:type="gramEnd"/>
+      <w:r>
+        <w:rPr>
+          <w:rFonts w:ascii="Courier New" w:eastAsia="Courier New" w:hAnsi="Courier New" w:cs="Courier New"/>
+          <w:lang w:val="en-US"/>
+        </w:rPr>
+        <w:t>(1))</w:t>
+      </w:r>
+    </w:p>
+    <w:p>
+      <w:pPr>
+        <w:spacing w:line="360" w:lineRule="auto"/>
+        <w:rPr>
+          <w:rFonts w:ascii="Courier New" w:eastAsia="Courier New" w:hAnsi="Courier New" w:cs="Courier New"/>
+          <w:lang w:val="en-US"/>
+        </w:rPr>
+      </w:pPr>
+      <w:r>
+        <w:rPr>
+          <w:rFonts w:ascii="Courier New" w:eastAsia="Courier New" w:hAnsi="Courier New" w:cs="Courier New"/>
+          <w:lang w:val="en-US"/>
+        </w:rPr>
+        <w:t xml:space="preserve">        match = </w:t>
+      </w:r>
+      <w:proofErr w:type="spellStart"/>
+      <w:proofErr w:type="gramStart"/>
+      <w:r>
+        <w:rPr>
+          <w:rFonts w:ascii="Courier New" w:eastAsia="Courier New" w:hAnsi="Courier New" w:cs="Courier New"/>
+          <w:lang w:val="en-US"/>
+        </w:rPr>
+        <w:t>re.search</w:t>
+      </w:r>
+      <w:proofErr w:type="spellEnd"/>
+      <w:proofErr w:type="gramEnd"/>
+      <w:r>
+        <w:rPr>
+          <w:rFonts w:ascii="Courier New" w:eastAsia="Courier New" w:hAnsi="Courier New" w:cs="Courier New"/>
+          <w:lang w:val="en-US"/>
+        </w:rPr>
+        <w:t xml:space="preserve">(r'\+(\d+\.\d+)°', </w:t>
+      </w:r>
+      <w:proofErr w:type="spellStart"/>
+      <w:r>
+        <w:rPr>
+          <w:rFonts w:ascii="Courier New" w:eastAsia="Courier New" w:hAnsi="Courier New" w:cs="Courier New"/>
+          <w:lang w:val="en-US"/>
+        </w:rPr>
+        <w:t>result.stdout</w:t>
+      </w:r>
+      <w:proofErr w:type="spellEnd"/>
+      <w:r>
+        <w:rPr>
+          <w:rFonts w:ascii="Courier New" w:eastAsia="Courier New" w:hAnsi="Courier New" w:cs="Courier New"/>
+          <w:lang w:val="en-US"/>
+        </w:rPr>
+        <w:t>)</w:t>
+      </w:r>
+    </w:p>
+    <w:p>
+      <w:pPr>
+        <w:spacing w:line="360" w:lineRule="auto"/>
+        <w:rPr>
+          <w:rFonts w:ascii="Courier New" w:eastAsia="Courier New" w:hAnsi="Courier New" w:cs="Courier New"/>
+          <w:lang w:val="en-US"/>
+        </w:rPr>
+      </w:pPr>
+      <w:r>
+        <w:rPr>
+          <w:rFonts w:ascii="Courier New" w:eastAsia="Courier New" w:hAnsi="Courier New" w:cs="Courier New"/>
+          <w:lang w:val="en-US"/>
+        </w:rPr>
+        <w:t xml:space="preserve">        if match:</w:t>
+      </w:r>
+    </w:p>
+    <w:p>
+      <w:pPr>
+        <w:spacing w:line="360" w:lineRule="auto"/>
+        <w:rPr>
+          <w:rFonts w:ascii="Courier New" w:eastAsia="Courier New" w:hAnsi="Courier New" w:cs="Courier New"/>
+          <w:lang w:val="en-US"/>
+        </w:rPr>
+      </w:pPr>
+      <w:r>
+        <w:rPr>
+          <w:rFonts w:ascii="Courier New" w:eastAsia="Courier New" w:hAnsi="Courier New" w:cs="Courier New"/>
+          <w:lang w:val="en-US"/>
+        </w:rPr>
+        <w:t xml:space="preserve">            return float(</w:t>
+      </w:r>
+      <w:proofErr w:type="spellStart"/>
+      <w:proofErr w:type="gramStart"/>
+      <w:r>
+        <w:rPr>
+          <w:rFonts w:ascii="Courier New" w:eastAsia="Courier New" w:hAnsi="Courier New" w:cs="Courier New"/>
+          <w:lang w:val="en-US"/>
+        </w:rPr>
+        <w:t>match.group</w:t>
+      </w:r>
+      <w:proofErr w:type="spellEnd"/>
+      <w:proofErr w:type="gramEnd"/>
+      <w:r>
+        <w:rPr>
+          <w:rFonts w:ascii="Courier New" w:eastAsia="Courier New" w:hAnsi="Courier New" w:cs="Courier New"/>
+          <w:lang w:val="en-US"/>
+        </w:rPr>
+        <w:t>(1))</w:t>
+      </w:r>
+    </w:p>
+    <w:p>
+      <w:pPr>
+        <w:spacing w:line="360" w:lineRule="auto"/>
+        <w:rPr>
+          <w:rFonts w:ascii="Courier New" w:eastAsia="Courier New" w:hAnsi="Courier New" w:cs="Courier New"/>
+          <w:lang w:val="en-US"/>
+        </w:rPr>
+      </w:pPr>
+      <w:r>
+        <w:rPr>
+          <w:rFonts w:ascii="Courier New" w:eastAsia="Courier New" w:hAnsi="Courier New" w:cs="Courier New"/>
+          <w:lang w:val="en-US"/>
+        </w:rPr>
+        <w:t xml:space="preserve">        return 0.0</w:t>
+      </w:r>
+    </w:p>
+    <w:p>
+      <w:pPr>
+        <w:spacing w:line="360" w:lineRule="auto"/>
+        <w:rPr>
+          <w:rFonts w:ascii="Courier New" w:eastAsia="Courier New" w:hAnsi="Courier New" w:cs="Courier New"/>
+          <w:lang w:val="en-US"/>
+        </w:rPr>
+      </w:pPr>
+      <w:r>
+        <w:rPr>
+          <w:rFonts w:ascii="Courier New" w:eastAsia="Courier New" w:hAnsi="Courier New" w:cs="Courier New"/>
+          <w:lang w:val="en-US"/>
+        </w:rPr>
+        <w:t xml:space="preserve">    except Exception:</w:t>
+      </w:r>
+    </w:p>
+    <w:p>
+      <w:pPr>
+        <w:spacing w:line="360" w:lineRule="auto"/>
+        <w:rPr>
+          <w:rFonts w:ascii="Courier New" w:eastAsia="Courier New" w:hAnsi="Courier New" w:cs="Courier New"/>
+          <w:lang w:val="en-US"/>
+        </w:rPr>
+      </w:pPr>
+      <w:r>
+        <w:rPr>
+          <w:rFonts w:ascii="Courier New" w:eastAsia="Courier New" w:hAnsi="Courier New" w:cs="Courier New"/>
+          <w:lang w:val="en-US"/>
+        </w:rPr>
+        <w:t xml:space="preserve">        return 0.0</w:t>
+      </w:r>
+    </w:p>
+    <w:p>
+      <w:pPr>
+        <w:spacing w:line="360" w:lineRule="auto"/>
+        <w:rPr>
+          <w:rFonts w:ascii="Courier New" w:eastAsia="Courier New" w:hAnsi="Courier New" w:cs="Courier New"/>
+          <w:lang w:val="en-US"/>
+        </w:rPr>
+      </w:pPr>
+    </w:p>
+    <w:p>
+      <w:pPr>
+        <w:spacing w:line="360" w:lineRule="auto"/>
+        <w:rPr>
+          <w:rFonts w:ascii="Courier New" w:eastAsia="Courier New" w:hAnsi="Courier New" w:cs="Courier New"/>
+          <w:lang w:val="en-US"/>
+        </w:rPr>
+      </w:pPr>
+      <w:r>
+        <w:rPr>
+          <w:rFonts w:ascii="Courier New" w:eastAsia="Courier New" w:hAnsi="Courier New" w:cs="Courier New"/>
+          <w:lang w:val="en-US"/>
+        </w:rPr>
+        <w:t xml:space="preserve">def </w:t>
+      </w:r>
+      <w:proofErr w:type="spellStart"/>
+      <w:r>
+        <w:rPr>
+          <w:rFonts w:ascii="Courier New" w:eastAsia="Courier New" w:hAnsi="Courier New" w:cs="Courier New"/>
+          <w:lang w:val="en-US"/>
+        </w:rPr>
+        <w:t>before_auto_</w:t>
+      </w:r>
+      <w:proofErr w:type="gramStart"/>
+      <w:r>
+        <w:rPr>
+          <w:rFonts w:ascii="Courier New" w:eastAsia="Courier New" w:hAnsi="Courier New" w:cs="Courier New"/>
+          <w:lang w:val="en-US"/>
+        </w:rPr>
+        <w:t>transmit</w:t>
+      </w:r>
+      <w:proofErr w:type="spellEnd"/>
+      <w:r>
+        <w:rPr>
+          <w:rFonts w:ascii="Courier New" w:eastAsia="Courier New" w:hAnsi="Courier New" w:cs="Courier New"/>
+          <w:lang w:val="en-US"/>
+        </w:rPr>
+        <w:t>(</w:t>
+      </w:r>
+      <w:proofErr w:type="gramEnd"/>
+      <w:r>
+        <w:rPr>
+          <w:rFonts w:ascii="Courier New" w:eastAsia="Courier New" w:hAnsi="Courier New" w:cs="Courier New"/>
+          <w:lang w:val="en-US"/>
+        </w:rPr>
+        <w:t>point: c104.Point) -&gt; None:</w:t>
+      </w:r>
+    </w:p>
+    <w:p>
+      <w:pPr>
+        <w:spacing w:line="360" w:lineRule="auto"/>
+        <w:rPr>
+          <w:rFonts w:ascii="Courier New" w:eastAsia="Courier New" w:hAnsi="Courier New" w:cs="Courier New"/>
+          <w:lang w:val="en-US"/>
+        </w:rPr>
+      </w:pPr>
+      <w:r>
+        <w:rPr>
+          <w:rFonts w:ascii="Courier New" w:eastAsia="Courier New" w:hAnsi="Courier New" w:cs="Courier New"/>
+          <w:lang w:val="en-US"/>
+        </w:rPr>
+        <w:t xml:space="preserve">    </w:t>
+      </w:r>
+      <w:proofErr w:type="spellStart"/>
+      <w:r>
+        <w:rPr>
+          <w:rFonts w:ascii="Courier New" w:eastAsia="Courier New" w:hAnsi="Courier New" w:cs="Courier New"/>
+          <w:lang w:val="en-US"/>
+        </w:rPr>
+        <w:t>point.value</w:t>
+      </w:r>
+      <w:proofErr w:type="spellEnd"/>
+      <w:r>
+        <w:rPr>
+          <w:rFonts w:ascii="Courier New" w:eastAsia="Courier New" w:hAnsi="Courier New" w:cs="Courier New"/>
+          <w:lang w:val="en-US"/>
+        </w:rPr>
+        <w:t xml:space="preserve"> = </w:t>
+      </w:r>
+      <w:proofErr w:type="spellStart"/>
+      <w:r>
+        <w:rPr>
+          <w:rFonts w:ascii="Courier New" w:eastAsia="Courier New" w:hAnsi="Courier New" w:cs="Courier New"/>
+          <w:lang w:val="en-US"/>
+        </w:rPr>
+        <w:t>get_cpu_temperature_via_</w:t>
+      </w:r>
+      <w:proofErr w:type="gramStart"/>
+      <w:r>
+        <w:rPr>
+          <w:rFonts w:ascii="Courier New" w:eastAsia="Courier New" w:hAnsi="Courier New" w:cs="Courier New"/>
+          <w:lang w:val="en-US"/>
+        </w:rPr>
+        <w:t>sensors</w:t>
+      </w:r>
+      <w:proofErr w:type="spellEnd"/>
+      <w:r>
+        <w:rPr>
+          <w:rFonts w:ascii="Courier New" w:eastAsia="Courier New" w:hAnsi="Courier New" w:cs="Courier New"/>
+          <w:lang w:val="en-US"/>
+        </w:rPr>
+        <w:t>(</w:t>
+      </w:r>
+      <w:proofErr w:type="gramEnd"/>
+      <w:r>
+        <w:rPr>
+          <w:rFonts w:ascii="Courier New" w:eastAsia="Courier New" w:hAnsi="Courier New" w:cs="Courier New"/>
+          <w:lang w:val="en-US"/>
+        </w:rPr>
+        <w:t>)</w:t>
+      </w:r>
+    </w:p>
+    <w:p>
+      <w:pPr>
+        <w:spacing w:line="360" w:lineRule="auto"/>
+        <w:rPr>
+          <w:rFonts w:ascii="Courier New" w:eastAsia="Courier New" w:hAnsi="Courier New" w:cs="Courier New"/>
+          <w:lang w:val="en-US"/>
+        </w:rPr>
+      </w:pPr>
+    </w:p>
+    <w:p>
+      <w:pPr>
+        <w:spacing w:line="360" w:lineRule="auto"/>
+        <w:rPr>
+          <w:rFonts w:ascii="Courier New" w:eastAsia="Courier New" w:hAnsi="Courier New" w:cs="Courier New"/>
+          <w:lang w:val="en-US"/>
+        </w:rPr>
+      </w:pPr>
+      <w:r>
+        <w:rPr>
+          <w:rFonts w:ascii="Courier New" w:eastAsia="Courier New" w:hAnsi="Courier New" w:cs="Courier New"/>
+          <w:lang w:val="en-US"/>
+        </w:rPr>
+        <w:t>server = c104.Server(</w:t>
+      </w:r>
+      <w:proofErr w:type="spellStart"/>
+      <w:r>
+        <w:rPr>
+          <w:rFonts w:ascii="Courier New" w:eastAsia="Courier New" w:hAnsi="Courier New" w:cs="Courier New"/>
+          <w:lang w:val="en-US"/>
+        </w:rPr>
+        <w:t>ip</w:t>
+      </w:r>
+      <w:proofErr w:type="spellEnd"/>
+      <w:r>
+        <w:rPr>
+          <w:rFonts w:ascii="Courier New" w:eastAsia="Courier New" w:hAnsi="Courier New" w:cs="Courier New"/>
+          <w:lang w:val="en-US"/>
+        </w:rPr>
+        <w:t>="0.0.0.0", port=2404)</w:t>
+      </w:r>
+    </w:p>
+    <w:p>
+      <w:pPr>
+        <w:spacing w:line="360" w:lineRule="auto"/>
+        <w:rPr>
+          <w:rFonts w:ascii="Courier New" w:eastAsia="Courier New" w:hAnsi="Courier New" w:cs="Courier New"/>
+          <w:lang w:val="en-US"/>
+        </w:rPr>
+      </w:pPr>
+      <w:r>
+        <w:rPr>
+          <w:rFonts w:ascii="Courier New" w:eastAsia="Courier New" w:hAnsi="Courier New" w:cs="Courier New"/>
+          <w:lang w:val="en-US"/>
+        </w:rPr>
+        <w:t xml:space="preserve">station = </w:t>
+      </w:r>
+      <w:proofErr w:type="spellStart"/>
+      <w:r>
+        <w:rPr>
+          <w:rFonts w:ascii="Courier New" w:eastAsia="Courier New" w:hAnsi="Courier New" w:cs="Courier New"/>
+          <w:lang w:val="en-US"/>
+        </w:rPr>
+        <w:t>server.add_station</w:t>
+      </w:r>
+      <w:proofErr w:type="spellEnd"/>
+      <w:r>
+        <w:rPr>
+          <w:rFonts w:ascii="Courier New" w:eastAsia="Courier New" w:hAnsi="Courier New" w:cs="Courier New"/>
+          <w:lang w:val="en-US"/>
+        </w:rPr>
+        <w:t>(</w:t>
+      </w:r>
+      <w:proofErr w:type="spellStart"/>
+      <w:r>
+        <w:rPr>
+          <w:rFonts w:ascii="Courier New" w:eastAsia="Courier New" w:hAnsi="Courier New" w:cs="Courier New"/>
+          <w:lang w:val="en-US"/>
+        </w:rPr>
+        <w:t>common_address</w:t>
+      </w:r>
+      <w:proofErr w:type="spellEnd"/>
+      <w:r>
+        <w:rPr>
+          <w:rFonts w:ascii="Courier New" w:eastAsia="Courier New" w:hAnsi="Courier New" w:cs="Courier New"/>
+          <w:lang w:val="en-US"/>
+        </w:rPr>
+        <w:t>=47)</w:t>
+      </w:r>
+    </w:p>
+    <w:p>
+      <w:pPr>
+        <w:spacing w:line="360" w:lineRule="auto"/>
+        <w:rPr>
+          <w:rFonts w:ascii="Courier New" w:eastAsia="Courier New" w:hAnsi="Courier New" w:cs="Courier New"/>
+          <w:lang w:val="en-US"/>
+        </w:rPr>
+      </w:pPr>
+      <w:r>
+        <w:rPr>
+          <w:rFonts w:ascii="Courier New" w:eastAsia="Courier New" w:hAnsi="Courier New" w:cs="Courier New"/>
+          <w:lang w:val="en-US"/>
+        </w:rPr>
+        <w:t xml:space="preserve">point = </w:t>
+      </w:r>
+      <w:proofErr w:type="spellStart"/>
+      <w:r>
+        <w:rPr>
+          <w:rFonts w:ascii="Courier New" w:eastAsia="Courier New" w:hAnsi="Courier New" w:cs="Courier New"/>
+          <w:lang w:val="en-US"/>
+        </w:rPr>
+        <w:t>station.add_</w:t>
+      </w:r>
+      <w:proofErr w:type="gramStart"/>
+      <w:r>
+        <w:rPr>
+          <w:rFonts w:ascii="Courier New" w:eastAsia="Courier New" w:hAnsi="Courier New" w:cs="Courier New"/>
+          <w:lang w:val="en-US"/>
+        </w:rPr>
+        <w:t>point</w:t>
+      </w:r>
+      <w:proofErr w:type="spellEnd"/>
+      <w:r>
+        <w:rPr>
+          <w:rFonts w:ascii="Courier New" w:eastAsia="Courier New" w:hAnsi="Courier New" w:cs="Courier New"/>
+          <w:lang w:val="en-US"/>
+        </w:rPr>
+        <w:t>(</w:t>
+      </w:r>
+      <w:proofErr w:type="spellStart"/>
+      <w:proofErr w:type="gramEnd"/>
+      <w:r>
+        <w:rPr>
+          <w:rFonts w:ascii="Courier New" w:eastAsia="Courier New" w:hAnsi="Courier New" w:cs="Courier New"/>
+          <w:lang w:val="en-US"/>
+        </w:rPr>
+        <w:t>io_address</w:t>
+      </w:r>
+      <w:proofErr w:type="spellEnd"/>
+      <w:r>
+        <w:rPr>
+          <w:rFonts w:ascii="Courier New" w:eastAsia="Courier New" w:hAnsi="Courier New" w:cs="Courier New"/>
+          <w:lang w:val="en-US"/>
+        </w:rPr>
+        <w:t>=11,</w:t>
+      </w:r>
+    </w:p>
+    <w:p>
+      <w:pPr>
+        <w:spacing w:line="360" w:lineRule="auto"/>
+        <w:rPr>
+          <w:rFonts w:ascii="Courier New" w:eastAsia="Courier New" w:hAnsi="Courier New" w:cs="Courier New"/>
+          <w:lang w:val="en-US"/>
+        </w:rPr>
+      </w:pPr>
+      <w:r>
+        <w:rPr>
+          <w:rFonts w:ascii="Courier New" w:eastAsia="Courier New" w:hAnsi="Courier New" w:cs="Courier New"/>
+          <w:lang w:val="en-US"/>
+        </w:rPr>
+        <w:t xml:space="preserve">                          type=c104.Type.M_ME_TF_1,</w:t>
+      </w:r>
+    </w:p>
+    <w:p>
+      <w:pPr>
+        <w:spacing w:line="360" w:lineRule="auto"/>
+        <w:rPr>
+          <w:rFonts w:ascii="Courier New" w:eastAsia="Courier New" w:hAnsi="Courier New" w:cs="Courier New"/>
+          <w:lang w:val="en-US"/>
+        </w:rPr>
+      </w:pPr>
+      <w:r>
+        <w:rPr>
+          <w:rFonts w:ascii="Courier New" w:eastAsia="Courier New" w:hAnsi="Courier New" w:cs="Courier New"/>
+          <w:lang w:val="en-US"/>
+        </w:rPr>
+        <w:t xml:space="preserve">                          </w:t>
+      </w:r>
+      <w:proofErr w:type="spellStart"/>
+      <w:r>
+        <w:rPr>
+          <w:rFonts w:ascii="Courier New" w:eastAsia="Courier New" w:hAnsi="Courier New" w:cs="Courier New"/>
+          <w:lang w:val="en-US"/>
+        </w:rPr>
+        <w:t>report_ms</w:t>
+      </w:r>
+      <w:proofErr w:type="spellEnd"/>
+      <w:r>
+        <w:rPr>
+          <w:rFonts w:ascii="Courier New" w:eastAsia="Courier New" w:hAnsi="Courier New" w:cs="Courier New"/>
+          <w:lang w:val="en-US"/>
+        </w:rPr>
+        <w:t>=1000)</w:t>
+      </w:r>
+    </w:p>
+    <w:p>
+      <w:pPr>
+        <w:spacing w:line="360" w:lineRule="auto"/>
+        <w:rPr>
+          <w:rFonts w:ascii="Courier New" w:eastAsia="Courier New" w:hAnsi="Courier New" w:cs="Courier New"/>
+          <w:lang w:val="en-US"/>
+        </w:rPr>
+      </w:pPr>
+      <w:proofErr w:type="spellStart"/>
+      <w:proofErr w:type="gramStart"/>
+      <w:r>
+        <w:rPr>
+          <w:rFonts w:ascii="Courier New" w:eastAsia="Courier New" w:hAnsi="Courier New" w:cs="Courier New"/>
+          <w:lang w:val="en-US"/>
+        </w:rPr>
+        <w:t>point.on</w:t>
+      </w:r>
+      <w:proofErr w:type="gramEnd"/>
+      <w:r>
+        <w:rPr>
+          <w:rFonts w:ascii="Courier New" w:eastAsia="Courier New" w:hAnsi="Courier New" w:cs="Courier New"/>
+          <w:lang w:val="en-US"/>
+        </w:rPr>
+        <w:t>_before_auto_transmit</w:t>
+      </w:r>
+      <w:proofErr w:type="spellEnd"/>
+      <w:r>
+        <w:rPr>
+          <w:rFonts w:ascii="Courier New" w:eastAsia="Courier New" w:hAnsi="Courier New" w:cs="Courier New"/>
+          <w:lang w:val="en-US"/>
+        </w:rPr>
+        <w:t>(callable=</w:t>
+      </w:r>
+      <w:proofErr w:type="spellStart"/>
+      <w:r>
+        <w:rPr>
+          <w:rFonts w:ascii="Courier New" w:eastAsia="Courier New" w:hAnsi="Courier New" w:cs="Courier New"/>
+          <w:lang w:val="en-US"/>
+        </w:rPr>
+        <w:t>before_auto_transmit</w:t>
+      </w:r>
+      <w:proofErr w:type="spellEnd"/>
+      <w:r>
+        <w:rPr>
+          <w:rFonts w:ascii="Courier New" w:eastAsia="Courier New" w:hAnsi="Courier New" w:cs="Courier New"/>
+          <w:lang w:val="en-US"/>
+        </w:rPr>
+        <w:t>)</w:t>
+      </w:r>
+    </w:p>
+    <w:p>
+      <w:pPr>
+        <w:spacing w:line="360" w:lineRule="auto"/>
+        <w:rPr>
+          <w:rFonts w:ascii="Courier New" w:eastAsia="Courier New" w:hAnsi="Courier New" w:cs="Courier New"/>
+          <w:lang w:val="en-US"/>
+        </w:rPr>
+      </w:pPr>
+    </w:p>
+    <w:p>
+      <w:pPr>
+        <w:spacing w:line="360" w:lineRule="auto"/>
+        <w:rPr>
+          <w:rFonts w:ascii="Courier New" w:eastAsia="Courier New" w:hAnsi="Courier New" w:cs="Courier New"/>
+          <w:lang w:val="en-US"/>
+        </w:rPr>
+      </w:pPr>
+      <w:proofErr w:type="spellStart"/>
+      <w:proofErr w:type="gramStart"/>
+      <w:r>
+        <w:rPr>
+          <w:rFonts w:ascii="Courier New" w:eastAsia="Courier New" w:hAnsi="Courier New" w:cs="Courier New"/>
+          <w:lang w:val="en-US"/>
+        </w:rPr>
+        <w:t>server.start</w:t>
+      </w:r>
+      <w:proofErr w:type="spellEnd"/>
+      <w:proofErr w:type="gramEnd"/>
+      <w:r>
+        <w:rPr>
+          <w:rFonts w:ascii="Courier New" w:eastAsia="Courier New" w:hAnsi="Courier New" w:cs="Courier New"/>
+          <w:lang w:val="en-US"/>
+        </w:rPr>
+        <w:t>()</w:t>
+      </w:r>
+    </w:p>
+    <w:p>
+      <w:pPr>
+        <w:spacing w:line="360" w:lineRule="auto"/>
+        <w:rPr>
+          <w:rFonts w:ascii="Courier New" w:eastAsia="Courier New" w:hAnsi="Courier New" w:cs="Courier New"/>
+          <w:lang w:val="en-US"/>
+        </w:rPr>
+      </w:pPr>
+      <w:r>
+        <w:rPr>
+          <w:rFonts w:ascii="Courier New" w:eastAsia="Courier New" w:hAnsi="Courier New" w:cs="Courier New"/>
+          <w:lang w:val="en-US"/>
+        </w:rPr>
+        <w:t>while True:</w:t>
+      </w:r>
+    </w:p>
+    <w:p>
+      <w:pPr>
+        <w:spacing w:line="360" w:lineRule="auto"/>
+        <w:rPr>
+          <w:lang w:val="en-US"/>
+        </w:rPr>
+      </w:pPr>
+      <w:r>
+        <w:rPr>
+          <w:rFonts w:ascii="Courier New" w:eastAsia="Courier New" w:hAnsi="Courier New" w:cs="Courier New"/>
+          <w:lang w:val="en-US"/>
+        </w:rPr>
+        <w:t xml:space="preserve">    </w:t>
+      </w:r>
+      <w:proofErr w:type="spellStart"/>
+      <w:proofErr w:type="gramStart"/>
+      <w:r>
+        <w:rPr>
+          <w:rFonts w:ascii="Courier New" w:eastAsia="Courier New" w:hAnsi="Courier New" w:cs="Courier New"/>
+          <w:lang w:val="en-US"/>
+        </w:rPr>
+        <w:t>time.sleep</w:t>
+      </w:r>
+      <w:proofErr w:type="spellEnd"/>
+      <w:proofErr w:type="gramEnd"/>
+      <w:r>
+        <w:rPr>
+          <w:rFonts w:ascii="Courier New" w:eastAsia="Courier New" w:hAnsi="Courier New" w:cs="Courier New"/>
+          <w:lang w:val="en-US"/>
+        </w:rPr>
+        <w:t>(1)</w:t>
+      </w:r>
+    </w:p>
+    <w:p>
+      <w:pPr>
+        <w:jc w:val="center"/>
+      </w:pPr>
+      <w:r>
+        <w:rPr>
+          <w:sz w:val="28"/>
+          <w:szCs w:val="28"/>
+        </w:rPr>
+        <w:lastRenderedPageBreak/>
+        <w:t>А.2 Файл iec104/client.py — клиентский модуль (учебный вариант)</w:t>
+      </w:r>
+    </w:p>
+    <w:p>
+      <w:pPr>
+        <w:spacing w:line="360" w:lineRule="auto"/>
+      </w:pPr>
+    </w:p>
+    <w:p>
+      <w:pPr>
+        <w:rPr>
+          <w:rFonts w:ascii="Courier New" w:eastAsia="Courier New" w:hAnsi="Courier New" w:cs="Courier New"/>
+          <w:lang w:val="en-US"/>
+        </w:rPr>
+      </w:pPr>
+      <w:r>
+        <w:rPr>
+          <w:rFonts w:ascii="Courier New" w:eastAsia="Courier New" w:hAnsi="Courier New" w:cs="Courier New"/>
+          <w:lang w:val="en-US"/>
+        </w:rPr>
+        <w:t>import time</w:t>
+      </w:r>
+    </w:p>
+    <w:p>
+      <w:pPr>
+        <w:rPr>
+          <w:rFonts w:ascii="Courier New" w:eastAsia="Courier New" w:hAnsi="Courier New" w:cs="Courier New"/>
+          <w:lang w:val="en-US"/>
+        </w:rPr>
+      </w:pPr>
+    </w:p>
+    <w:p>
+      <w:pPr>
+        <w:rPr>
+          <w:rFonts w:ascii="Courier New" w:eastAsia="Courier New" w:hAnsi="Courier New" w:cs="Courier New"/>
+          <w:lang w:val="en-US"/>
+        </w:rPr>
+      </w:pPr>
+      <w:r>
+        <w:rPr>
+          <w:rFonts w:ascii="Courier New" w:eastAsia="Courier New" w:hAnsi="Courier New" w:cs="Courier New"/>
+          <w:lang w:val="en-US"/>
+        </w:rPr>
+        <w:t>import c104</w:t>
+      </w:r>
+    </w:p>
+    <w:p>
+      <w:pPr>
+        <w:rPr>
+          <w:rFonts w:ascii="Courier New" w:eastAsia="Courier New" w:hAnsi="Courier New" w:cs="Courier New"/>
+          <w:lang w:val="en-US"/>
+        </w:rPr>
+      </w:pPr>
+    </w:p>
+    <w:p>
+      <w:pPr>
+        <w:rPr>
+          <w:rFonts w:ascii="Courier New" w:eastAsia="Courier New" w:hAnsi="Courier New" w:cs="Courier New"/>
+          <w:lang w:val="en-US"/>
+        </w:rPr>
+      </w:pPr>
+    </w:p>
+    <w:p>
+      <w:pPr>
+        <w:rPr>
+          <w:rFonts w:ascii="Courier New" w:eastAsia="Courier New" w:hAnsi="Courier New" w:cs="Courier New"/>
+          <w:lang w:val="en-US"/>
+        </w:rPr>
+      </w:pPr>
+      <w:r>
+        <w:rPr>
+          <w:rFonts w:ascii="Courier New" w:eastAsia="Courier New" w:hAnsi="Courier New" w:cs="Courier New"/>
+          <w:lang w:val="en-US"/>
+        </w:rPr>
+        <w:t>def con_on_unexpected_</w:t>
+      </w:r>
+      <w:proofErr w:type="gramStart"/>
+      <w:r>
+        <w:rPr>
+          <w:rFonts w:ascii="Courier New" w:eastAsia="Courier New" w:hAnsi="Courier New" w:cs="Courier New"/>
+          <w:lang w:val="en-US"/>
+        </w:rPr>
+        <w:t>message(</w:t>
+      </w:r>
+      <w:proofErr w:type="gramEnd"/>
+      <w:r>
+        <w:rPr>
+          <w:rFonts w:ascii="Courier New" w:eastAsia="Courier New" w:hAnsi="Courier New" w:cs="Courier New"/>
+          <w:lang w:val="en-US"/>
+        </w:rPr>
+        <w:t>connection, message, cause):</w:t>
+      </w:r>
+    </w:p>
+    <w:p>
+      <w:pPr>
+        <w:rPr>
+          <w:rFonts w:ascii="Courier New" w:eastAsia="Courier New" w:hAnsi="Courier New" w:cs="Courier New"/>
+          <w:lang w:val="en-US"/>
+        </w:rPr>
+      </w:pPr>
+      <w:r>
+        <w:rPr>
+          <w:rFonts w:ascii="Courier New" w:eastAsia="Courier New" w:hAnsi="Courier New" w:cs="Courier New"/>
+          <w:lang w:val="en-US"/>
+        </w:rPr>
+        <w:t xml:space="preserve">    if cause == </w:t>
+      </w:r>
+      <w:proofErr w:type="gramStart"/>
+      <w:r>
+        <w:rPr>
+          <w:rFonts w:ascii="Courier New" w:eastAsia="Courier New" w:hAnsi="Courier New" w:cs="Courier New"/>
+          <w:lang w:val="en-US"/>
+        </w:rPr>
+        <w:t>c104.Umc.MISMATCHED</w:t>
+      </w:r>
+      <w:proofErr w:type="gramEnd"/>
+      <w:r>
+        <w:rPr>
+          <w:rFonts w:ascii="Courier New" w:eastAsia="Courier New" w:hAnsi="Courier New" w:cs="Courier New"/>
+          <w:lang w:val="en-US"/>
+        </w:rPr>
+        <w:t>_TYPE_ID:</w:t>
+      </w:r>
+    </w:p>
+    <w:p>
+      <w:pPr>
+        <w:rPr>
+          <w:rFonts w:ascii="Courier New" w:eastAsia="Courier New" w:hAnsi="Courier New" w:cs="Courier New"/>
+          <w:lang w:val="en-US"/>
+        </w:rPr>
+      </w:pPr>
+      <w:r>
+        <w:rPr>
+          <w:rFonts w:ascii="Courier New" w:eastAsia="Courier New" w:hAnsi="Courier New" w:cs="Courier New"/>
+          <w:lang w:val="en-US"/>
+        </w:rPr>
+        <w:t xml:space="preserve">        station = connection.get_station(</w:t>
+      </w:r>
+      <w:proofErr w:type="gramStart"/>
+      <w:r>
+        <w:rPr>
+          <w:rFonts w:ascii="Courier New" w:eastAsia="Courier New" w:hAnsi="Courier New" w:cs="Courier New"/>
+          <w:lang w:val="en-US"/>
+        </w:rPr>
+        <w:t>message.common</w:t>
+      </w:r>
+      <w:proofErr w:type="gramEnd"/>
+      <w:r>
+        <w:rPr>
+          <w:rFonts w:ascii="Courier New" w:eastAsia="Courier New" w:hAnsi="Courier New" w:cs="Courier New"/>
+          <w:lang w:val="en-US"/>
+        </w:rPr>
+        <w:t>_address)</w:t>
+      </w:r>
+    </w:p>
+    <w:p>
+      <w:pPr>
+        <w:rPr>
+          <w:rFonts w:ascii="Courier New" w:eastAsia="Courier New" w:hAnsi="Courier New" w:cs="Courier New"/>
+          <w:lang w:val="en-US"/>
+        </w:rPr>
+      </w:pPr>
+      <w:r>
+        <w:rPr>
+          <w:rFonts w:ascii="Courier New" w:eastAsia="Courier New" w:hAnsi="Courier New" w:cs="Courier New"/>
+          <w:lang w:val="en-US"/>
+        </w:rPr>
+        <w:t xml:space="preserve">        if station:</w:t>
+      </w:r>
+    </w:p>
+    <w:p>
+      <w:pPr>
+        <w:rPr>
+          <w:rFonts w:ascii="Courier New" w:eastAsia="Courier New" w:hAnsi="Courier New" w:cs="Courier New"/>
+          <w:lang w:val="en-US"/>
+        </w:rPr>
+      </w:pPr>
+      <w:r>
+        <w:rPr>
+          <w:rFonts w:ascii="Courier New" w:eastAsia="Courier New" w:hAnsi="Courier New" w:cs="Courier New"/>
+          <w:lang w:val="en-US"/>
+        </w:rPr>
+        <w:t xml:space="preserve">            point = station.get_point(message.io_address)</w:t>
+      </w:r>
+    </w:p>
+    <w:p>
+      <w:pPr>
+        <w:rPr>
+          <w:rFonts w:ascii="Courier New" w:eastAsia="Courier New" w:hAnsi="Courier New" w:cs="Courier New"/>
+          <w:lang w:val="en-US"/>
+        </w:rPr>
+      </w:pPr>
+      <w:r>
+        <w:rPr>
+          <w:rFonts w:ascii="Courier New" w:eastAsia="Courier New" w:hAnsi="Courier New" w:cs="Courier New"/>
+          <w:lang w:val="en-US"/>
+        </w:rPr>
+        <w:t xml:space="preserve">            if point:</w:t>
+      </w:r>
+    </w:p>
+    <w:p>
+      <w:pPr>
+        <w:rPr>
+          <w:rFonts w:ascii="Courier New" w:eastAsia="Courier New" w:hAnsi="Courier New" w:cs="Courier New"/>
+          <w:lang w:val="en-US"/>
+        </w:rPr>
+      </w:pPr>
+      <w:r>
+        <w:rPr>
+          <w:rFonts w:ascii="Courier New" w:eastAsia="Courier New" w:hAnsi="Courier New" w:cs="Courier New"/>
+          <w:lang w:val="en-US"/>
+        </w:rPr>
+        <w:t xml:space="preserve">                </w:t>
+      </w:r>
+      <w:proofErr w:type="gramStart"/>
+      <w:r>
+        <w:rPr>
+          <w:rFonts w:ascii="Courier New" w:eastAsia="Courier New" w:hAnsi="Courier New" w:cs="Courier New"/>
+          <w:lang w:val="en-US"/>
+        </w:rPr>
+        <w:t>print(</w:t>
+      </w:r>
+      <w:proofErr w:type="gramEnd"/>
+      <w:r>
+        <w:rPr>
+          <w:rFonts w:ascii="Courier New" w:eastAsia="Courier New" w:hAnsi="Courier New" w:cs="Courier New"/>
+          <w:lang w:val="en-US"/>
+        </w:rPr>
+        <w:t>"</w:t>
+      </w:r>
+      <w:r>
+        <w:rPr>
+          <w:rFonts w:ascii="Courier New" w:eastAsia="Courier New" w:hAnsi="Courier New" w:cs="Courier New"/>
+        </w:rPr>
+        <w:t>КОНФЛИКТ</w:t>
       </w:r>
       <w:r>
         <w:rPr>
@@ -1803,362 +3136,399 @@
         <w:rPr>
           <w:rFonts w:ascii="Courier New" w:eastAsia="Courier New" w:hAnsi="Courier New" w:cs="Courier New"/>
         </w:rPr>
-        <w:t>температуру</w:t>
-      </w:r>
-      <w:r>
-        <w:rPr>
-          <w:rFonts w:ascii="Courier New" w:eastAsia="Courier New" w:hAnsi="Courier New" w:cs="Courier New"/>
-          <w:lang w:val="en-US"/>
-        </w:rPr>
-        <w:t xml:space="preserve"> CPU </w:t>
-      </w:r>
-      <w:r>
-        <w:rPr>
-          <w:rFonts w:ascii="Courier New" w:eastAsia="Courier New" w:hAnsi="Courier New" w:cs="Courier New"/>
-        </w:rPr>
-        <w:t>через</w:t>
-      </w:r>
-      <w:r>
-        <w:rPr>
-          <w:rFonts w:ascii="Courier New" w:eastAsia="Courier New" w:hAnsi="Courier New" w:cs="Courier New"/>
-          <w:lang w:val="en-US"/>
-        </w:rPr>
-        <w:t xml:space="preserve"> </w:t>
-      </w:r>
-      <w:r>
-        <w:rPr>
-          <w:rFonts w:ascii="Courier New" w:eastAsia="Courier New" w:hAnsi="Courier New" w:cs="Courier New"/>
-        </w:rPr>
-        <w:t>утилиту</w:t>
-      </w:r>
-      <w:r>
-        <w:rPr>
-          <w:rFonts w:ascii="Courier New" w:eastAsia="Courier New" w:hAnsi="Courier New" w:cs="Courier New"/>
-          <w:lang w:val="en-US"/>
-        </w:rPr>
-        <w:t xml:space="preserve"> sensors."""       try:           result = </w:t>
-      </w:r>
-      <w:proofErr w:type="spellStart"/>
-      <w:r>
-        <w:rPr>
-          <w:rFonts w:ascii="Courier New" w:eastAsia="Courier New" w:hAnsi="Courier New" w:cs="Courier New"/>
-          <w:lang w:val="en-US"/>
-        </w:rPr>
-        <w:t>subprocess.run</w:t>
-      </w:r>
-      <w:proofErr w:type="spellEnd"/>
-      <w:r>
-        <w:rPr>
-          <w:rFonts w:ascii="Courier New" w:eastAsia="Courier New" w:hAnsi="Courier New" w:cs="Courier New"/>
-          <w:lang w:val="en-US"/>
-        </w:rPr>
-        <w:t xml:space="preserve">(['sensors'], </w:t>
-      </w:r>
-      <w:proofErr w:type="spellStart"/>
-      <w:r>
-        <w:rPr>
-          <w:rFonts w:ascii="Courier New" w:eastAsia="Courier New" w:hAnsi="Courier New" w:cs="Courier New"/>
-          <w:lang w:val="en-US"/>
-        </w:rPr>
-        <w:t>capture_output</w:t>
-      </w:r>
-      <w:proofErr w:type="spellEnd"/>
-      <w:r>
-        <w:rPr>
-          <w:rFonts w:ascii="Courier New" w:eastAsia="Courier New" w:hAnsi="Courier New" w:cs="Courier New"/>
-          <w:lang w:val="en-US"/>
-        </w:rPr>
-        <w:t xml:space="preserve">=True,                                   text=True, check=True)           for line in </w:t>
-      </w:r>
-      <w:proofErr w:type="spellStart"/>
-      <w:r>
-        <w:rPr>
-          <w:rFonts w:ascii="Courier New" w:eastAsia="Courier New" w:hAnsi="Courier New" w:cs="Courier New"/>
-          <w:lang w:val="en-US"/>
-        </w:rPr>
-        <w:t>result.stdout.split</w:t>
-      </w:r>
-      <w:proofErr w:type="spellEnd"/>
-      <w:r>
-        <w:rPr>
-          <w:rFonts w:ascii="Courier New" w:eastAsia="Courier New" w:hAnsi="Courier New" w:cs="Courier New"/>
-          <w:lang w:val="en-US"/>
-        </w:rPr>
-        <w:t xml:space="preserve">('\n'):               if any(m in line for m in ['Core 0','CPU','Tctl','temp1']):                   match = </w:t>
-      </w:r>
-      <w:proofErr w:type="spellStart"/>
-      <w:r>
-        <w:rPr>
-          <w:rFonts w:ascii="Courier New" w:eastAsia="Courier New" w:hAnsi="Courier New" w:cs="Courier New"/>
-          <w:lang w:val="en-US"/>
-        </w:rPr>
-        <w:t>re.search</w:t>
-      </w:r>
-      <w:proofErr w:type="spellEnd"/>
-      <w:r>
-        <w:rPr>
-          <w:rFonts w:ascii="Courier New" w:eastAsia="Courier New" w:hAnsi="Courier New" w:cs="Courier New"/>
-          <w:lang w:val="en-US"/>
-        </w:rPr>
-        <w:t>(r'\+(\d+\.\d+)°', line)                   if match:                       return float(</w:t>
-      </w:r>
-      <w:proofErr w:type="spellStart"/>
-      <w:r>
-        <w:rPr>
-          <w:rFonts w:ascii="Courier New" w:eastAsia="Courier New" w:hAnsi="Courier New" w:cs="Courier New"/>
-          <w:lang w:val="en-US"/>
-        </w:rPr>
-        <w:t>match.group</w:t>
-      </w:r>
-      <w:proofErr w:type="spellEnd"/>
-      <w:r>
-        <w:rPr>
-          <w:rFonts w:ascii="Courier New" w:eastAsia="Courier New" w:hAnsi="Courier New" w:cs="Courier New"/>
-          <w:lang w:val="en-US"/>
-        </w:rPr>
-        <w:t xml:space="preserve">(1))           match = </w:t>
-      </w:r>
-      <w:proofErr w:type="spellStart"/>
-      <w:r>
-        <w:rPr>
-          <w:rFonts w:ascii="Courier New" w:eastAsia="Courier New" w:hAnsi="Courier New" w:cs="Courier New"/>
-          <w:lang w:val="en-US"/>
-        </w:rPr>
-        <w:t>re.search</w:t>
-      </w:r>
-      <w:proofErr w:type="spellEnd"/>
-      <w:r>
-        <w:rPr>
-          <w:rFonts w:ascii="Courier New" w:eastAsia="Courier New" w:hAnsi="Courier New" w:cs="Courier New"/>
-          <w:lang w:val="en-US"/>
-        </w:rPr>
-        <w:t xml:space="preserve">(r'\+(\d+\.\d+)°', </w:t>
-      </w:r>
-      <w:proofErr w:type="spellStart"/>
-      <w:r>
-        <w:rPr>
-          <w:rFonts w:ascii="Courier New" w:eastAsia="Courier New" w:hAnsi="Courier New" w:cs="Courier New"/>
-          <w:lang w:val="en-US"/>
-        </w:rPr>
-        <w:t>result.stdout</w:t>
-      </w:r>
-      <w:proofErr w:type="spellEnd"/>
-      <w:r>
-        <w:rPr>
-          <w:rFonts w:ascii="Courier New" w:eastAsia="Courier New" w:hAnsi="Courier New" w:cs="Courier New"/>
-          <w:lang w:val="en-US"/>
-        </w:rPr>
-        <w:t>)           if match:               return float(</w:t>
-      </w:r>
-      <w:proofErr w:type="spellStart"/>
-      <w:r>
-        <w:rPr>
-          <w:rFonts w:ascii="Courier New" w:eastAsia="Courier New" w:hAnsi="Courier New" w:cs="Courier New"/>
-          <w:lang w:val="en-US"/>
-        </w:rPr>
-        <w:t>match.group</w:t>
-      </w:r>
-      <w:proofErr w:type="spellEnd"/>
-      <w:r>
-        <w:rPr>
-          <w:rFonts w:ascii="Courier New" w:eastAsia="Courier New" w:hAnsi="Courier New" w:cs="Courier New"/>
-          <w:lang w:val="en-US"/>
-        </w:rPr>
-        <w:t xml:space="preserve">(1))           return 0.0       except Exception:           return 0.0    def </w:t>
-      </w:r>
-      <w:proofErr w:type="spellStart"/>
-      <w:r>
-        <w:rPr>
-          <w:rFonts w:ascii="Courier New" w:eastAsia="Courier New" w:hAnsi="Courier New" w:cs="Courier New"/>
-          <w:lang w:val="en-US"/>
-        </w:rPr>
-        <w:t>before_auto_transmit</w:t>
-      </w:r>
-      <w:proofErr w:type="spellEnd"/>
-      <w:r>
-        <w:rPr>
-          <w:rFonts w:ascii="Courier New" w:eastAsia="Courier New" w:hAnsi="Courier New" w:cs="Courier New"/>
-          <w:lang w:val="en-US"/>
-        </w:rPr>
-        <w:t xml:space="preserve">(point: c104.Point) -&gt; None:       </w:t>
-      </w:r>
-      <w:proofErr w:type="spellStart"/>
-      <w:r>
-        <w:rPr>
-          <w:rFonts w:ascii="Courier New" w:eastAsia="Courier New" w:hAnsi="Courier New" w:cs="Courier New"/>
-          <w:lang w:val="en-US"/>
-        </w:rPr>
-        <w:t>point.value</w:t>
-      </w:r>
-      <w:proofErr w:type="spellEnd"/>
-      <w:r>
-        <w:rPr>
-          <w:rFonts w:ascii="Courier New" w:eastAsia="Courier New" w:hAnsi="Courier New" w:cs="Courier New"/>
-          <w:lang w:val="en-US"/>
-        </w:rPr>
-        <w:t xml:space="preserve"> = </w:t>
-      </w:r>
-      <w:proofErr w:type="spellStart"/>
-      <w:r>
-        <w:rPr>
-          <w:rFonts w:ascii="Courier New" w:eastAsia="Courier New" w:hAnsi="Courier New" w:cs="Courier New"/>
-          <w:lang w:val="en-US"/>
-        </w:rPr>
-        <w:t>get_cpu_temperature_via_sensors</w:t>
-      </w:r>
-      <w:proofErr w:type="spellEnd"/>
-      <w:r>
-        <w:rPr>
-          <w:rFonts w:ascii="Courier New" w:eastAsia="Courier New" w:hAnsi="Courier New" w:cs="Courier New"/>
-          <w:lang w:val="en-US"/>
-        </w:rPr>
-        <w:t>()    server  = c104.Server(</w:t>
-      </w:r>
-      <w:proofErr w:type="spellStart"/>
-      <w:r>
-        <w:rPr>
-          <w:rFonts w:ascii="Courier New" w:eastAsia="Courier New" w:hAnsi="Courier New" w:cs="Courier New"/>
-          <w:lang w:val="en-US"/>
-        </w:rPr>
-        <w:t>ip</w:t>
-      </w:r>
-      <w:proofErr w:type="spellEnd"/>
-      <w:r>
-        <w:rPr>
-          <w:rFonts w:ascii="Courier New" w:eastAsia="Courier New" w:hAnsi="Courier New" w:cs="Courier New"/>
-          <w:lang w:val="en-US"/>
-        </w:rPr>
-        <w:t xml:space="preserve">="0.0.0.0", port=2404)   station = </w:t>
-      </w:r>
-      <w:proofErr w:type="spellStart"/>
-      <w:r>
-        <w:rPr>
-          <w:rFonts w:ascii="Courier New" w:eastAsia="Courier New" w:hAnsi="Courier New" w:cs="Courier New"/>
-          <w:lang w:val="en-US"/>
-        </w:rPr>
-        <w:t>server.add_station</w:t>
-      </w:r>
-      <w:proofErr w:type="spellEnd"/>
-      <w:r>
-        <w:rPr>
-          <w:rFonts w:ascii="Courier New" w:eastAsia="Courier New" w:hAnsi="Courier New" w:cs="Courier New"/>
-          <w:lang w:val="en-US"/>
-        </w:rPr>
-        <w:t>(</w:t>
-      </w:r>
-      <w:proofErr w:type="spellStart"/>
-      <w:r>
-        <w:rPr>
-          <w:rFonts w:ascii="Courier New" w:eastAsia="Courier New" w:hAnsi="Courier New" w:cs="Courier New"/>
-          <w:lang w:val="en-US"/>
-        </w:rPr>
-        <w:t>common_address</w:t>
-      </w:r>
-      <w:proofErr w:type="spellEnd"/>
-      <w:r>
-        <w:rPr>
-          <w:rFonts w:ascii="Courier New" w:eastAsia="Courier New" w:hAnsi="Courier New" w:cs="Courier New"/>
-          <w:lang w:val="en-US"/>
-        </w:rPr>
-        <w:t xml:space="preserve">=47)   point   = </w:t>
-      </w:r>
-      <w:proofErr w:type="spellStart"/>
-      <w:r>
-        <w:rPr>
-          <w:rFonts w:ascii="Courier New" w:eastAsia="Courier New" w:hAnsi="Courier New" w:cs="Courier New"/>
-          <w:lang w:val="en-US"/>
-        </w:rPr>
-        <w:t>station.add_point</w:t>
-      </w:r>
-      <w:proofErr w:type="spellEnd"/>
-      <w:r>
-        <w:rPr>
-          <w:rFonts w:ascii="Courier New" w:eastAsia="Courier New" w:hAnsi="Courier New" w:cs="Courier New"/>
-          <w:lang w:val="en-US"/>
-        </w:rPr>
-        <w:t>(</w:t>
-      </w:r>
-      <w:proofErr w:type="spellStart"/>
-      <w:r>
-        <w:rPr>
-          <w:rFonts w:ascii="Courier New" w:eastAsia="Courier New" w:hAnsi="Courier New" w:cs="Courier New"/>
-          <w:lang w:val="en-US"/>
-        </w:rPr>
-        <w:t>io_address</w:t>
-      </w:r>
-      <w:proofErr w:type="spellEnd"/>
-      <w:r>
-        <w:rPr>
-          <w:rFonts w:ascii="Courier New" w:eastAsia="Courier New" w:hAnsi="Courier New" w:cs="Courier New"/>
-          <w:lang w:val="en-US"/>
-        </w:rPr>
-        <w:t xml:space="preserve">=11,                               type=c104.Type.M_ME_TF_1,                               </w:t>
-      </w:r>
-      <w:proofErr w:type="spellStart"/>
-      <w:r>
-        <w:rPr>
-          <w:rFonts w:ascii="Courier New" w:eastAsia="Courier New" w:hAnsi="Courier New" w:cs="Courier New"/>
-          <w:lang w:val="en-US"/>
-        </w:rPr>
-        <w:t>report_ms</w:t>
-      </w:r>
-      <w:proofErr w:type="spellEnd"/>
-      <w:r>
-        <w:rPr>
-          <w:rFonts w:ascii="Courier New" w:eastAsia="Courier New" w:hAnsi="Courier New" w:cs="Courier New"/>
-          <w:lang w:val="en-US"/>
-        </w:rPr>
-        <w:t xml:space="preserve">=1000)   </w:t>
-      </w:r>
-      <w:proofErr w:type="spellStart"/>
-      <w:r>
-        <w:rPr>
-          <w:rFonts w:ascii="Courier New" w:eastAsia="Courier New" w:hAnsi="Courier New" w:cs="Courier New"/>
-          <w:lang w:val="en-US"/>
-        </w:rPr>
-        <w:t>point.on_before_auto_transmit</w:t>
-      </w:r>
-      <w:proofErr w:type="spellEnd"/>
-      <w:r>
-        <w:rPr>
-          <w:rFonts w:ascii="Courier New" w:eastAsia="Courier New" w:hAnsi="Courier New" w:cs="Courier New"/>
-          <w:lang w:val="en-US"/>
-        </w:rPr>
-        <w:t>(callable=</w:t>
-      </w:r>
-      <w:proofErr w:type="spellStart"/>
-      <w:r>
-        <w:rPr>
-          <w:rFonts w:ascii="Courier New" w:eastAsia="Courier New" w:hAnsi="Courier New" w:cs="Courier New"/>
-          <w:lang w:val="en-US"/>
-        </w:rPr>
-        <w:t>before_auto_transmit</w:t>
-      </w:r>
-      <w:proofErr w:type="spellEnd"/>
-      <w:r>
-        <w:rPr>
-          <w:rFonts w:ascii="Courier New" w:eastAsia="Courier New" w:hAnsi="Courier New" w:cs="Courier New"/>
-          <w:lang w:val="en-US"/>
-        </w:rPr>
-        <w:t xml:space="preserve">)   </w:t>
-      </w:r>
-      <w:proofErr w:type="spellStart"/>
-      <w:r>
-        <w:rPr>
-          <w:rFonts w:ascii="Courier New" w:eastAsia="Courier New" w:hAnsi="Courier New" w:cs="Courier New"/>
-          <w:lang w:val="en-US"/>
-        </w:rPr>
-        <w:t>server.start</w:t>
-      </w:r>
-      <w:proofErr w:type="spellEnd"/>
-      <w:r>
-        <w:rPr>
-          <w:rFonts w:ascii="Courier New" w:eastAsia="Courier New" w:hAnsi="Courier New" w:cs="Courier New"/>
-          <w:lang w:val="en-US"/>
-        </w:rPr>
-        <w:t xml:space="preserve">()   while True:       </w:t>
-      </w:r>
-      <w:proofErr w:type="spellStart"/>
+        <w:t>типов</w:t>
+      </w:r>
+      <w:r>
+        <w:rPr>
+          <w:rFonts w:ascii="Courier New" w:eastAsia="Courier New" w:hAnsi="Courier New" w:cs="Courier New"/>
+          <w:lang w:val="en-US"/>
+        </w:rPr>
+        <w:t xml:space="preserve"> IOA", message.io_address)</w:t>
+      </w:r>
+    </w:p>
+    <w:p>
+      <w:pPr>
+        <w:rPr>
+          <w:rFonts w:ascii="Courier New" w:eastAsia="Courier New" w:hAnsi="Courier New" w:cs="Courier New"/>
+          <w:lang w:val="en-US"/>
+        </w:rPr>
+      </w:pPr>
+      <w:r>
+        <w:rPr>
+          <w:rFonts w:ascii="Courier New" w:eastAsia="Courier New" w:hAnsi="Courier New" w:cs="Courier New"/>
+          <w:lang w:val="en-US"/>
+        </w:rPr>
+        <w:t xml:space="preserve">                return</w:t>
+      </w:r>
+    </w:p>
+    <w:p>
+      <w:pPr>
+        <w:rPr>
+          <w:rFonts w:ascii="Courier New" w:eastAsia="Courier New" w:hAnsi="Courier New" w:cs="Courier New"/>
+          <w:lang w:val="en-US"/>
+        </w:rPr>
+      </w:pPr>
+      <w:r>
+        <w:rPr>
+          <w:rFonts w:ascii="Courier New" w:eastAsia="Courier New" w:hAnsi="Courier New" w:cs="Courier New"/>
+          <w:lang w:val="en-US"/>
+        </w:rPr>
+        <w:t xml:space="preserve">        </w:t>
+      </w:r>
+      <w:proofErr w:type="gramStart"/>
+      <w:r>
+        <w:rPr>
+          <w:rFonts w:ascii="Courier New" w:eastAsia="Courier New" w:hAnsi="Courier New" w:cs="Courier New"/>
+          <w:lang w:val="en-US"/>
+        </w:rPr>
+        <w:t>print(</w:t>
+      </w:r>
+      <w:proofErr w:type="gramEnd"/>
+      <w:r>
+        <w:rPr>
+          <w:rFonts w:ascii="Courier New" w:eastAsia="Courier New" w:hAnsi="Courier New" w:cs="Courier New"/>
+          <w:lang w:val="en-US"/>
+        </w:rPr>
+        <w:t>"</w:t>
+      </w:r>
+      <w:r>
+        <w:rPr>
+          <w:rFonts w:ascii="Courier New" w:eastAsia="Courier New" w:hAnsi="Courier New" w:cs="Courier New"/>
+        </w:rPr>
+        <w:t>ОТКЛОНЕНО</w:t>
+      </w:r>
+      <w:r>
+        <w:rPr>
+          <w:rFonts w:ascii="Courier New" w:eastAsia="Courier New" w:hAnsi="Courier New" w:cs="Courier New"/>
+          <w:lang w:val="en-US"/>
+        </w:rPr>
+        <w:t>", cause)</w:t>
+      </w:r>
+    </w:p>
+    <w:p>
+      <w:pPr>
+        <w:rPr>
+          <w:rFonts w:ascii="Courier New" w:eastAsia="Courier New" w:hAnsi="Courier New" w:cs="Courier New"/>
+          <w:lang w:val="en-US"/>
+        </w:rPr>
+      </w:pPr>
+    </w:p>
+    <w:p>
+      <w:pPr>
+        <w:rPr>
+          <w:rFonts w:ascii="Courier New" w:eastAsia="Courier New" w:hAnsi="Courier New" w:cs="Courier New"/>
+          <w:lang w:val="en-US"/>
+        </w:rPr>
+      </w:pPr>
+    </w:p>
+    <w:p>
+      <w:pPr>
+        <w:rPr>
+          <w:rFonts w:ascii="Courier New" w:eastAsia="Courier New" w:hAnsi="Courier New" w:cs="Courier New"/>
+          <w:lang w:val="en-US"/>
+        </w:rPr>
+      </w:pPr>
+      <w:r>
+        <w:rPr>
+          <w:rFonts w:ascii="Courier New" w:eastAsia="Courier New" w:hAnsi="Courier New" w:cs="Courier New"/>
+          <w:lang w:val="en-US"/>
+        </w:rPr>
+        <w:t xml:space="preserve">def </w:t>
+      </w:r>
+      <w:proofErr w:type="gramStart"/>
+      <w:r>
+        <w:rPr>
+          <w:rFonts w:ascii="Courier New" w:eastAsia="Courier New" w:hAnsi="Courier New" w:cs="Courier New"/>
+          <w:lang w:val="en-US"/>
+        </w:rPr>
+        <w:t>main(</w:t>
+      </w:r>
+      <w:proofErr w:type="gramEnd"/>
+      <w:r>
+        <w:rPr>
+          <w:rFonts w:ascii="Courier New" w:eastAsia="Courier New" w:hAnsi="Courier New" w:cs="Courier New"/>
+          <w:lang w:val="en-US"/>
+        </w:rPr>
+        <w:t>):</w:t>
+      </w:r>
+    </w:p>
+    <w:p>
+      <w:pPr>
+        <w:rPr>
+          <w:rFonts w:ascii="Courier New" w:eastAsia="Courier New" w:hAnsi="Courier New" w:cs="Courier New"/>
+          <w:lang w:val="en-US"/>
+        </w:rPr>
+      </w:pPr>
+      <w:r>
+        <w:rPr>
+          <w:rFonts w:ascii="Courier New" w:eastAsia="Courier New" w:hAnsi="Courier New" w:cs="Courier New"/>
+          <w:lang w:val="en-US"/>
+        </w:rPr>
+        <w:t xml:space="preserve">    client = c104.Client()</w:t>
+      </w:r>
+    </w:p>
+    <w:p>
+      <w:pPr>
+        <w:rPr>
+          <w:rFonts w:ascii="Courier New" w:eastAsia="Courier New" w:hAnsi="Courier New" w:cs="Courier New"/>
+          <w:lang w:val="en-US"/>
+        </w:rPr>
+      </w:pPr>
+    </w:p>
+    <w:p>
+      <w:pPr>
+        <w:rPr>
+          <w:rFonts w:ascii="Courier New" w:eastAsia="Courier New" w:hAnsi="Courier New" w:cs="Courier New"/>
+          <w:lang w:val="en-US"/>
+        </w:rPr>
+      </w:pPr>
+      <w:r>
+        <w:rPr>
+          <w:rFonts w:ascii="Courier New" w:eastAsia="Courier New" w:hAnsi="Courier New" w:cs="Courier New"/>
+          <w:lang w:val="en-US"/>
+        </w:rPr>
+        <w:t xml:space="preserve">    connection = client.add_</w:t>
+      </w:r>
+      <w:proofErr w:type="gramStart"/>
+      <w:r>
+        <w:rPr>
+          <w:rFonts w:ascii="Courier New" w:eastAsia="Courier New" w:hAnsi="Courier New" w:cs="Courier New"/>
+          <w:lang w:val="en-US"/>
+        </w:rPr>
+        <w:t>connection(</w:t>
+      </w:r>
+      <w:proofErr w:type="gramEnd"/>
+    </w:p>
+    <w:p>
+      <w:pPr>
+        <w:rPr>
+          <w:rFonts w:ascii="Courier New" w:eastAsia="Courier New" w:hAnsi="Courier New" w:cs="Courier New"/>
+          <w:lang w:val="en-US"/>
+        </w:rPr>
+      </w:pPr>
+      <w:r>
+        <w:rPr>
+          <w:rFonts w:ascii="Courier New" w:eastAsia="Courier New" w:hAnsi="Courier New" w:cs="Courier New"/>
+          <w:lang w:val="en-US"/>
+        </w:rPr>
+        <w:t xml:space="preserve">        ip="127.0.0.1",</w:t>
+      </w:r>
+    </w:p>
+    <w:p>
+      <w:pPr>
+        <w:rPr>
+          <w:rFonts w:ascii="Courier New" w:eastAsia="Courier New" w:hAnsi="Courier New" w:cs="Courier New"/>
+          <w:lang w:val="en-US"/>
+        </w:rPr>
+      </w:pPr>
+      <w:r>
+        <w:rPr>
+          <w:rFonts w:ascii="Courier New" w:eastAsia="Courier New" w:hAnsi="Courier New" w:cs="Courier New"/>
+          <w:lang w:val="en-US"/>
+        </w:rPr>
+        <w:t xml:space="preserve">        port=2404,</w:t>
+      </w:r>
+    </w:p>
+    <w:p>
+      <w:pPr>
+        <w:rPr>
+          <w:rFonts w:ascii="Courier New" w:eastAsia="Courier New" w:hAnsi="Courier New" w:cs="Courier New"/>
+          <w:lang w:val="en-US"/>
+        </w:rPr>
+      </w:pPr>
+      <w:r>
+        <w:rPr>
+          <w:rFonts w:ascii="Courier New" w:eastAsia="Courier New" w:hAnsi="Courier New" w:cs="Courier New"/>
+          <w:lang w:val="en-US"/>
+        </w:rPr>
+        <w:t xml:space="preserve">        init=c104.Init.ALL,</w:t>
+      </w:r>
+    </w:p>
+    <w:p>
+      <w:pPr>
+        <w:rPr>
+          <w:rFonts w:ascii="Courier New" w:eastAsia="Courier New" w:hAnsi="Courier New" w:cs="Courier New"/>
+          <w:lang w:val="en-US"/>
+        </w:rPr>
+      </w:pPr>
+      <w:r>
+        <w:rPr>
+          <w:rFonts w:ascii="Courier New" w:eastAsia="Courier New" w:hAnsi="Courier New" w:cs="Courier New"/>
+          <w:lang w:val="en-US"/>
+        </w:rPr>
+        <w:t xml:space="preserve">    )</w:t>
+      </w:r>
+    </w:p>
+    <w:p>
+      <w:pPr>
+        <w:rPr>
+          <w:rFonts w:ascii="Courier New" w:eastAsia="Courier New" w:hAnsi="Courier New" w:cs="Courier New"/>
+          <w:lang w:val="en-US"/>
+        </w:rPr>
+      </w:pPr>
+    </w:p>
+    <w:p>
+      <w:pPr>
+        <w:rPr>
+          <w:rFonts w:ascii="Courier New" w:eastAsia="Courier New" w:hAnsi="Courier New" w:cs="Courier New"/>
+          <w:lang w:val="en-US"/>
+        </w:rPr>
+      </w:pPr>
+      <w:r>
+        <w:rPr>
+          <w:rFonts w:ascii="Courier New" w:eastAsia="Courier New" w:hAnsi="Courier New" w:cs="Courier New"/>
+          <w:lang w:val="en-US"/>
+        </w:rPr>
+        <w:t xml:space="preserve">    </w:t>
+      </w:r>
+      <w:proofErr w:type="gramStart"/>
+      <w:r>
+        <w:rPr>
+          <w:rFonts w:ascii="Courier New" w:eastAsia="Courier New" w:hAnsi="Courier New" w:cs="Courier New"/>
+          <w:lang w:val="en-US"/>
+        </w:rPr>
+        <w:t>connection.on</w:t>
+      </w:r>
+      <w:proofErr w:type="gramEnd"/>
+      <w:r>
+        <w:rPr>
+          <w:rFonts w:ascii="Courier New" w:eastAsia="Courier New" w:hAnsi="Courier New" w:cs="Courier New"/>
+          <w:lang w:val="en-US"/>
+        </w:rPr>
+        <w:t>_unexpected_message(callable=con_on_unexpected_message)</w:t>
+      </w:r>
+    </w:p>
+    <w:p>
+      <w:pPr>
+        <w:rPr>
+          <w:rFonts w:ascii="Courier New" w:eastAsia="Courier New" w:hAnsi="Courier New" w:cs="Courier New"/>
+          <w:lang w:val="en-US"/>
+        </w:rPr>
+      </w:pPr>
+    </w:p>
+    <w:p>
+      <w:pPr>
+        <w:rPr>
+          <w:rFonts w:ascii="Courier New" w:eastAsia="Courier New" w:hAnsi="Courier New" w:cs="Courier New"/>
+          <w:lang w:val="en-US"/>
+        </w:rPr>
+      </w:pPr>
+      <w:r>
+        <w:rPr>
+          <w:rFonts w:ascii="Courier New" w:eastAsia="Courier New" w:hAnsi="Courier New" w:cs="Courier New"/>
+          <w:lang w:val="en-US"/>
+        </w:rPr>
+        <w:t xml:space="preserve">    station = connection.add_station(common_address=47)</w:t>
+      </w:r>
+    </w:p>
+    <w:p>
+      <w:pPr>
+        <w:rPr>
+          <w:rFonts w:ascii="Courier New" w:eastAsia="Courier New" w:hAnsi="Courier New" w:cs="Courier New"/>
+          <w:lang w:val="en-US"/>
+        </w:rPr>
+      </w:pPr>
+      <w:r>
+        <w:rPr>
+          <w:rFonts w:ascii="Courier New" w:eastAsia="Courier New" w:hAnsi="Courier New" w:cs="Courier New"/>
+          <w:lang w:val="en-US"/>
+        </w:rPr>
+        <w:t xml:space="preserve">    point = station.add_</w:t>
+      </w:r>
+      <w:proofErr w:type="gramStart"/>
+      <w:r>
+        <w:rPr>
+          <w:rFonts w:ascii="Courier New" w:eastAsia="Courier New" w:hAnsi="Courier New" w:cs="Courier New"/>
+          <w:lang w:val="en-US"/>
+        </w:rPr>
+        <w:t>point(</w:t>
+      </w:r>
+      <w:proofErr w:type="gramEnd"/>
+      <w:r>
+        <w:rPr>
+          <w:rFonts w:ascii="Courier New" w:eastAsia="Courier New" w:hAnsi="Courier New" w:cs="Courier New"/>
+          <w:lang w:val="en-US"/>
+        </w:rPr>
+        <w:t>io_address=11, type=c104.Type.M_ME_TF_1)</w:t>
+      </w:r>
+    </w:p>
+    <w:p>
+      <w:pPr>
+        <w:rPr>
+          <w:rFonts w:ascii="Courier New" w:eastAsia="Courier New" w:hAnsi="Courier New" w:cs="Courier New"/>
+          <w:lang w:val="en-US"/>
+        </w:rPr>
+      </w:pPr>
+    </w:p>
+    <w:p>
+      <w:pPr>
+        <w:rPr>
+          <w:rFonts w:ascii="Courier New" w:eastAsia="Courier New" w:hAnsi="Courier New" w:cs="Courier New"/>
+          <w:lang w:val="en-US"/>
+        </w:rPr>
+      </w:pPr>
+      <w:r>
+        <w:rPr>
+          <w:rFonts w:ascii="Courier New" w:eastAsia="Courier New" w:hAnsi="Courier New" w:cs="Courier New"/>
+          <w:lang w:val="en-US"/>
+        </w:rPr>
+        <w:t xml:space="preserve">    </w:t>
+      </w:r>
+      <w:proofErr w:type="gramStart"/>
+      <w:r>
+        <w:rPr>
+          <w:rFonts w:ascii="Courier New" w:eastAsia="Courier New" w:hAnsi="Courier New" w:cs="Courier New"/>
+          <w:lang w:val="en-US"/>
+        </w:rPr>
+        <w:t>client.start</w:t>
+      </w:r>
+      <w:proofErr w:type="gramEnd"/>
+      <w:r>
+        <w:rPr>
+          <w:rFonts w:ascii="Courier New" w:eastAsia="Courier New" w:hAnsi="Courier New" w:cs="Courier New"/>
+          <w:lang w:val="en-US"/>
+        </w:rPr>
+        <w:t>()</w:t>
+      </w:r>
+    </w:p>
+    <w:p>
+      <w:pPr>
+        <w:rPr>
+          <w:rFonts w:ascii="Courier New" w:eastAsia="Courier New" w:hAnsi="Courier New" w:cs="Courier New"/>
+          <w:lang w:val="en-US"/>
+        </w:rPr>
+      </w:pPr>
+    </w:p>
+    <w:p>
+      <w:pPr>
+        <w:rPr>
+          <w:rFonts w:ascii="Courier New" w:eastAsia="Courier New" w:hAnsi="Courier New" w:cs="Courier New"/>
+          <w:lang w:val="en-US"/>
+        </w:rPr>
+      </w:pPr>
+      <w:r>
+        <w:rPr>
+          <w:rFonts w:ascii="Courier New" w:eastAsia="Courier New" w:hAnsi="Courier New" w:cs="Courier New"/>
+          <w:lang w:val="en-US"/>
+        </w:rPr>
+        <w:t xml:space="preserve">    while True:</w:t>
+      </w:r>
+    </w:p>
+    <w:p>
+      <w:pPr>
+        <w:rPr>
+          <w:rFonts w:ascii="Courier New" w:eastAsia="Courier New" w:hAnsi="Courier New" w:cs="Courier New"/>
+          <w:lang w:val="en-US"/>
+        </w:rPr>
+      </w:pPr>
+      <w:r>
+        <w:rPr>
+          <w:rFonts w:ascii="Courier New" w:eastAsia="Courier New" w:hAnsi="Courier New" w:cs="Courier New"/>
+          <w:lang w:val="en-US"/>
+        </w:rPr>
+        <w:t xml:space="preserve">        </w:t>
+      </w:r>
+      <w:proofErr w:type="gramStart"/>
       <w:r>
         <w:rPr>
           <w:rFonts w:ascii="Courier New" w:eastAsia="Courier New" w:hAnsi="Courier New" w:cs="Courier New"/>
@@ -2166,7 +3536,7 @@
         </w:rPr>
         <w:t>time.sleep</w:t>
       </w:r>
-      <w:proofErr w:type="spellEnd"/>
+      <w:proofErr w:type="gramEnd"/>
       <w:r>
         <w:rPr>
           <w:rFonts w:ascii="Courier New" w:eastAsia="Courier New" w:hAnsi="Courier New" w:cs="Courier New"/>
@@ -2177,320 +3547,33 @@
     </w:p>
     <w:p>
       <w:pPr>
-        <w:spacing w:line="360" w:lineRule="auto"/>
-        <w:rPr>
-          <w:lang w:val="en-US"/>
-        </w:rPr>
-      </w:pPr>
-    </w:p>
-    <w:p>
-      <w:pPr>
-        <w:jc w:val="center"/>
-      </w:pPr>
-      <w:r>
-        <w:rPr>
-          <w:sz w:val="28"/>
-          <w:szCs w:val="28"/>
-        </w:rPr>
-        <w:t>А.2 Файл iec104/client.py — клиентский модуль (учебный вариант)</w:t>
-      </w:r>
-    </w:p>
-    <w:p>
-      <w:pPr>
-        <w:spacing w:line="360" w:lineRule="auto"/>
-      </w:pPr>
-    </w:p>
-    <w:p>
-      <w:pPr>
-        <w:rPr>
-          <w:lang w:val="en-US"/>
-        </w:rPr>
-      </w:pPr>
-      <w:r>
-        <w:rPr>
-          <w:rFonts w:ascii="Courier New" w:eastAsia="Courier New" w:hAnsi="Courier New" w:cs="Courier New"/>
-          <w:lang w:val="en-US"/>
-        </w:rPr>
-        <w:t xml:space="preserve">import c104   import time    def </w:t>
-      </w:r>
-      <w:proofErr w:type="spellStart"/>
-      <w:r>
-        <w:rPr>
-          <w:rFonts w:ascii="Courier New" w:eastAsia="Courier New" w:hAnsi="Courier New" w:cs="Courier New"/>
-          <w:lang w:val="en-US"/>
-        </w:rPr>
-        <w:t>con_on_unexpected_message</w:t>
-      </w:r>
-      <w:proofErr w:type="spellEnd"/>
-      <w:r>
-        <w:rPr>
-          <w:rFonts w:ascii="Courier New" w:eastAsia="Courier New" w:hAnsi="Courier New" w:cs="Courier New"/>
-          <w:lang w:val="en-US"/>
-        </w:rPr>
-        <w:t xml:space="preserve">(connection, message, cause):       if cause == c104.Umc.MISMATCHED_TYPE_ID:           station = </w:t>
-      </w:r>
-      <w:proofErr w:type="spellStart"/>
-      <w:r>
-        <w:rPr>
-          <w:rFonts w:ascii="Courier New" w:eastAsia="Courier New" w:hAnsi="Courier New" w:cs="Courier New"/>
-          <w:lang w:val="en-US"/>
-        </w:rPr>
-        <w:t>connection.get_station</w:t>
-      </w:r>
-      <w:proofErr w:type="spellEnd"/>
-      <w:r>
-        <w:rPr>
-          <w:rFonts w:ascii="Courier New" w:eastAsia="Courier New" w:hAnsi="Courier New" w:cs="Courier New"/>
-          <w:lang w:val="en-US"/>
-        </w:rPr>
-        <w:t>(</w:t>
-      </w:r>
-      <w:proofErr w:type="spellStart"/>
-      <w:r>
-        <w:rPr>
-          <w:rFonts w:ascii="Courier New" w:eastAsia="Courier New" w:hAnsi="Courier New" w:cs="Courier New"/>
-          <w:lang w:val="en-US"/>
-        </w:rPr>
-        <w:t>message.common_address</w:t>
-      </w:r>
-      <w:proofErr w:type="spellEnd"/>
-      <w:r>
-        <w:rPr>
-          <w:rFonts w:ascii="Courier New" w:eastAsia="Courier New" w:hAnsi="Courier New" w:cs="Courier New"/>
-          <w:lang w:val="en-US"/>
-        </w:rPr>
-        <w:t xml:space="preserve">)           if station:               point = </w:t>
-      </w:r>
-      <w:proofErr w:type="spellStart"/>
-      <w:r>
-        <w:rPr>
-          <w:rFonts w:ascii="Courier New" w:eastAsia="Courier New" w:hAnsi="Courier New" w:cs="Courier New"/>
-          <w:lang w:val="en-US"/>
-        </w:rPr>
-        <w:t>station.get_point</w:t>
-      </w:r>
-      <w:proofErr w:type="spellEnd"/>
-      <w:r>
-        <w:rPr>
-          <w:rFonts w:ascii="Courier New" w:eastAsia="Courier New" w:hAnsi="Courier New" w:cs="Courier New"/>
-          <w:lang w:val="en-US"/>
-        </w:rPr>
-        <w:t>(</w:t>
-      </w:r>
-      <w:proofErr w:type="spellStart"/>
-      <w:r>
-        <w:rPr>
-          <w:rFonts w:ascii="Courier New" w:eastAsia="Courier New" w:hAnsi="Courier New" w:cs="Courier New"/>
-          <w:lang w:val="en-US"/>
-        </w:rPr>
-        <w:t>message.io_address</w:t>
-      </w:r>
-      <w:proofErr w:type="spellEnd"/>
-      <w:r>
-        <w:rPr>
-          <w:rFonts w:ascii="Courier New" w:eastAsia="Courier New" w:hAnsi="Courier New" w:cs="Courier New"/>
-          <w:lang w:val="en-US"/>
-        </w:rPr>
-        <w:t>)               if point:                   print("</w:t>
-      </w:r>
-      <w:r>
-        <w:rPr>
-          <w:rFonts w:ascii="Courier New" w:eastAsia="Courier New" w:hAnsi="Courier New" w:cs="Courier New"/>
-        </w:rPr>
-        <w:t>КОНФЛИКТ</w:t>
-      </w:r>
-      <w:r>
-        <w:rPr>
-          <w:rFonts w:ascii="Courier New" w:eastAsia="Courier New" w:hAnsi="Courier New" w:cs="Courier New"/>
-          <w:lang w:val="en-US"/>
-        </w:rPr>
-        <w:t xml:space="preserve"> </w:t>
-      </w:r>
-      <w:r>
-        <w:rPr>
-          <w:rFonts w:ascii="Courier New" w:eastAsia="Courier New" w:hAnsi="Courier New" w:cs="Courier New"/>
-        </w:rPr>
-        <w:t>типов</w:t>
-      </w:r>
-      <w:r>
-        <w:rPr>
-          <w:rFonts w:ascii="Courier New" w:eastAsia="Courier New" w:hAnsi="Courier New" w:cs="Courier New"/>
-          <w:lang w:val="en-US"/>
-        </w:rPr>
-        <w:t xml:space="preserve"> IOA", </w:t>
-      </w:r>
-      <w:proofErr w:type="spellStart"/>
-      <w:r>
-        <w:rPr>
-          <w:rFonts w:ascii="Courier New" w:eastAsia="Courier New" w:hAnsi="Courier New" w:cs="Courier New"/>
-          <w:lang w:val="en-US"/>
-        </w:rPr>
-        <w:t>message.io_address</w:t>
-      </w:r>
-      <w:proofErr w:type="spellEnd"/>
-      <w:r>
-        <w:rPr>
-          <w:rFonts w:ascii="Courier New" w:eastAsia="Courier New" w:hAnsi="Courier New" w:cs="Courier New"/>
-          <w:lang w:val="en-US"/>
-        </w:rPr>
-        <w:t>)                   return       print("</w:t>
-      </w:r>
-      <w:r>
-        <w:rPr>
-          <w:rFonts w:ascii="Courier New" w:eastAsia="Courier New" w:hAnsi="Courier New" w:cs="Courier New"/>
-        </w:rPr>
-        <w:t>ОТКЛОНЕНО</w:t>
-      </w:r>
-      <w:r>
-        <w:rPr>
-          <w:rFonts w:ascii="Courier New" w:eastAsia="Courier New" w:hAnsi="Courier New" w:cs="Courier New"/>
-          <w:lang w:val="en-US"/>
-        </w:rPr>
-        <w:t xml:space="preserve">", cause)    def main():       client     = c104.Client()       connection = </w:t>
-      </w:r>
-      <w:proofErr w:type="spellStart"/>
-      <w:r>
-        <w:rPr>
-          <w:rFonts w:ascii="Courier New" w:eastAsia="Courier New" w:hAnsi="Courier New" w:cs="Courier New"/>
-          <w:lang w:val="en-US"/>
-        </w:rPr>
-        <w:t>client.add_connection</w:t>
-      </w:r>
-      <w:proofErr w:type="spellEnd"/>
-      <w:r>
-        <w:rPr>
-          <w:rFonts w:ascii="Courier New" w:eastAsia="Courier New" w:hAnsi="Courier New" w:cs="Courier New"/>
-          <w:lang w:val="en-US"/>
-        </w:rPr>
-        <w:t>(</w:t>
-      </w:r>
-      <w:proofErr w:type="spellStart"/>
-      <w:r>
-        <w:rPr>
-          <w:rFonts w:ascii="Courier New" w:eastAsia="Courier New" w:hAnsi="Courier New" w:cs="Courier New"/>
-          <w:lang w:val="en-US"/>
-        </w:rPr>
-        <w:t>ip</w:t>
-      </w:r>
-      <w:proofErr w:type="spellEnd"/>
-      <w:r>
-        <w:rPr>
-          <w:rFonts w:ascii="Courier New" w:eastAsia="Courier New" w:hAnsi="Courier New" w:cs="Courier New"/>
-          <w:lang w:val="en-US"/>
-        </w:rPr>
-        <w:t xml:space="preserve">="127.0.0.1",                                          port=2404,                                          </w:t>
-      </w:r>
-      <w:proofErr w:type="spellStart"/>
-      <w:r>
-        <w:rPr>
-          <w:rFonts w:ascii="Courier New" w:eastAsia="Courier New" w:hAnsi="Courier New" w:cs="Courier New"/>
-          <w:lang w:val="en-US"/>
-        </w:rPr>
-        <w:t>init</w:t>
-      </w:r>
-      <w:proofErr w:type="spellEnd"/>
-      <w:r>
-        <w:rPr>
-          <w:rFonts w:ascii="Courier New" w:eastAsia="Courier New" w:hAnsi="Courier New" w:cs="Courier New"/>
-          <w:lang w:val="en-US"/>
-        </w:rPr>
-        <w:t xml:space="preserve">=c104.Init.ALL)       connection.on_unexpected_message(callable=con_on_unexpected_message)       station = </w:t>
-      </w:r>
-      <w:proofErr w:type="spellStart"/>
-      <w:r>
-        <w:rPr>
-          <w:rFonts w:ascii="Courier New" w:eastAsia="Courier New" w:hAnsi="Courier New" w:cs="Courier New"/>
-          <w:lang w:val="en-US"/>
-        </w:rPr>
-        <w:t>connection.add_station</w:t>
-      </w:r>
-      <w:proofErr w:type="spellEnd"/>
-      <w:r>
-        <w:rPr>
-          <w:rFonts w:ascii="Courier New" w:eastAsia="Courier New" w:hAnsi="Courier New" w:cs="Courier New"/>
-          <w:lang w:val="en-US"/>
-        </w:rPr>
-        <w:t>(</w:t>
-      </w:r>
-      <w:proofErr w:type="spellStart"/>
-      <w:r>
-        <w:rPr>
-          <w:rFonts w:ascii="Courier New" w:eastAsia="Courier New" w:hAnsi="Courier New" w:cs="Courier New"/>
-          <w:lang w:val="en-US"/>
-        </w:rPr>
-        <w:t>common_address</w:t>
-      </w:r>
-      <w:proofErr w:type="spellEnd"/>
-      <w:r>
-        <w:rPr>
-          <w:rFonts w:ascii="Courier New" w:eastAsia="Courier New" w:hAnsi="Courier New" w:cs="Courier New"/>
-          <w:lang w:val="en-US"/>
-        </w:rPr>
-        <w:t xml:space="preserve">=47)       point   = </w:t>
-      </w:r>
-      <w:proofErr w:type="spellStart"/>
-      <w:r>
-        <w:rPr>
-          <w:rFonts w:ascii="Courier New" w:eastAsia="Courier New" w:hAnsi="Courier New" w:cs="Courier New"/>
-          <w:lang w:val="en-US"/>
-        </w:rPr>
-        <w:t>station.add_point</w:t>
-      </w:r>
-      <w:proofErr w:type="spellEnd"/>
-      <w:r>
-        <w:rPr>
-          <w:rFonts w:ascii="Courier New" w:eastAsia="Courier New" w:hAnsi="Courier New" w:cs="Courier New"/>
-          <w:lang w:val="en-US"/>
-        </w:rPr>
-        <w:t>(</w:t>
-      </w:r>
-      <w:proofErr w:type="spellStart"/>
-      <w:r>
-        <w:rPr>
-          <w:rFonts w:ascii="Courier New" w:eastAsia="Courier New" w:hAnsi="Courier New" w:cs="Courier New"/>
-          <w:lang w:val="en-US"/>
-        </w:rPr>
-        <w:t>io_address</w:t>
-      </w:r>
-      <w:proofErr w:type="spellEnd"/>
-      <w:r>
-        <w:rPr>
-          <w:rFonts w:ascii="Courier New" w:eastAsia="Courier New" w:hAnsi="Courier New" w:cs="Courier New"/>
-          <w:lang w:val="en-US"/>
-        </w:rPr>
-        <w:t xml:space="preserve">=11,                                   type=c104.Type.M_ME_TF_1)       </w:t>
-      </w:r>
-      <w:proofErr w:type="spellStart"/>
-      <w:r>
-        <w:rPr>
-          <w:rFonts w:ascii="Courier New" w:eastAsia="Courier New" w:hAnsi="Courier New" w:cs="Courier New"/>
-          <w:lang w:val="en-US"/>
-        </w:rPr>
-        <w:t>client.start</w:t>
-      </w:r>
-      <w:proofErr w:type="spellEnd"/>
-      <w:r>
-        <w:rPr>
-          <w:rFonts w:ascii="Courier New" w:eastAsia="Courier New" w:hAnsi="Courier New" w:cs="Courier New"/>
-          <w:lang w:val="en-US"/>
-        </w:rPr>
-        <w:t xml:space="preserve">()       while True:           </w:t>
-      </w:r>
-      <w:proofErr w:type="spellStart"/>
-      <w:r>
-        <w:rPr>
-          <w:rFonts w:ascii="Courier New" w:eastAsia="Courier New" w:hAnsi="Courier New" w:cs="Courier New"/>
-          <w:lang w:val="en-US"/>
-        </w:rPr>
-        <w:t>time.sleep</w:t>
-      </w:r>
-      <w:proofErr w:type="spellEnd"/>
-      <w:r>
-        <w:rPr>
-          <w:rFonts w:ascii="Courier New" w:eastAsia="Courier New" w:hAnsi="Courier New" w:cs="Courier New"/>
-          <w:lang w:val="en-US"/>
-        </w:rPr>
-        <w:t>(1)           print("</w:t>
+        <w:rPr>
+          <w:rFonts w:ascii="Courier New" w:eastAsia="Courier New" w:hAnsi="Courier New" w:cs="Courier New"/>
+          <w:lang w:val="en-US"/>
+        </w:rPr>
+      </w:pPr>
+      <w:r>
+        <w:rPr>
+          <w:rFonts w:ascii="Courier New" w:eastAsia="Courier New" w:hAnsi="Courier New" w:cs="Courier New"/>
+          <w:lang w:val="en-US"/>
+        </w:rPr>
+        <w:t xml:space="preserve">        </w:t>
+      </w:r>
+      <w:proofErr w:type="gramStart"/>
+      <w:r>
+        <w:rPr>
+          <w:rFonts w:ascii="Courier New" w:eastAsia="Courier New" w:hAnsi="Courier New" w:cs="Courier New"/>
+          <w:lang w:val="en-US"/>
+        </w:rPr>
+        <w:t>print(</w:t>
+      </w:r>
+      <w:proofErr w:type="gramEnd"/>
+      <w:r>
+        <w:rPr>
+          <w:rFonts w:ascii="Courier New" w:eastAsia="Courier New" w:hAnsi="Courier New" w:cs="Courier New"/>
+          <w:lang w:val="en-US"/>
+        </w:rPr>
+        <w:t>"</w:t>
       </w:r>
       <w:r>
         <w:rPr>
@@ -2503,23 +3586,59 @@
           <w:rFonts w:ascii="Courier New" w:eastAsia="Courier New" w:hAnsi="Courier New" w:cs="Courier New"/>
           <w:lang w:val="en-US"/>
         </w:rPr>
-        <w:t xml:space="preserve">:", </w:t>
-      </w:r>
-      <w:proofErr w:type="spellStart"/>
-      <w:r>
-        <w:rPr>
-          <w:rFonts w:ascii="Courier New" w:eastAsia="Courier New" w:hAnsi="Courier New" w:cs="Courier New"/>
-          <w:lang w:val="en-US"/>
-        </w:rPr>
-        <w:t>point.value</w:t>
-      </w:r>
-      <w:proofErr w:type="spellEnd"/>
-      <w:r>
-        <w:rPr>
-          <w:rFonts w:ascii="Courier New" w:eastAsia="Courier New" w:hAnsi="Courier New" w:cs="Courier New"/>
-          <w:lang w:val="en-US"/>
-        </w:rPr>
-        <w:t>, "°C")    if __name__ == "__main__":       main()</w:t>
+        <w:t>:", point.value, "°C")</w:t>
+      </w:r>
+    </w:p>
+    <w:p>
+      <w:pPr>
+        <w:rPr>
+          <w:rFonts w:ascii="Courier New" w:eastAsia="Courier New" w:hAnsi="Courier New" w:cs="Courier New"/>
+          <w:lang w:val="en-US"/>
+        </w:rPr>
+      </w:pPr>
+    </w:p>
+    <w:p>
+      <w:pPr>
+        <w:rPr>
+          <w:rFonts w:ascii="Courier New" w:eastAsia="Courier New" w:hAnsi="Courier New" w:cs="Courier New"/>
+          <w:lang w:val="en-US"/>
+        </w:rPr>
+      </w:pPr>
+    </w:p>
+    <w:p>
+      <w:pPr>
+        <w:rPr>
+          <w:rFonts w:ascii="Courier New" w:eastAsia="Courier New" w:hAnsi="Courier New" w:cs="Courier New"/>
+          <w:lang w:val="en-US"/>
+        </w:rPr>
+      </w:pPr>
+      <w:r>
+        <w:rPr>
+          <w:rFonts w:ascii="Courier New" w:eastAsia="Courier New" w:hAnsi="Courier New" w:cs="Courier New"/>
+          <w:lang w:val="en-US"/>
+        </w:rPr>
+        <w:t>if __name__ == "__main__":</w:t>
+      </w:r>
+    </w:p>
+    <w:p>
+      <w:pPr>
+        <w:rPr>
+          <w:lang w:val="en-US"/>
+        </w:rPr>
+      </w:pPr>
+      <w:r>
+        <w:rPr>
+          <w:rFonts w:ascii="Courier New" w:eastAsia="Courier New" w:hAnsi="Courier New" w:cs="Courier New"/>
+          <w:lang w:val="en-US"/>
+        </w:rPr>
+        <w:t xml:space="preserve">    main()</w:t>
+      </w:r>
+      <w:r>
+        <w:rPr>
+          <w:rFonts w:ascii="Courier New" w:eastAsia="Courier New" w:hAnsi="Courier New" w:cs="Courier New"/>
+          <w:lang w:val="en-US"/>
+        </w:rPr>
+        <w:t>== "__main__":       main()</w:t>
       </w:r>
     </w:p>
     <w:sectPr>
@@ -3109,7 +4228,6 @@
   <w:style w:type="character" w:default="1" w:styleId="a0">
     <w:name w:val="Default Paragraph Font"/>
     <w:uiPriority w:val="1"/>
-    <w:semiHidden/>
     <w:unhideWhenUsed/>
   </w:style>
   <w:style w:type="table" w:default="1" w:styleId="a1">
